--- a/README.docx
+++ b/README.docx
@@ -1,17 +1,15 @@
 
 <file path=word/document.xml><?xml version="1.0" encoding="utf-8"?>
-<w:document xmlns:wpc="http://schemas.microsoft.com/office/word/2010/wordprocessingCanvas" xmlns:cx="http://schemas.microsoft.com/office/drawing/2014/chartex" xmlns:cx1="http://schemas.microsoft.com/office/drawing/2015/9/8/chartex" xmlns:cx2="http://schemas.microsoft.com/office/drawing/2015/10/21/chartex" xmlns:cx3="http://schemas.microsoft.com/office/drawing/2016/5/9/chartex" xmlns:cx4="http://schemas.microsoft.com/office/drawing/2016/5/10/chartex" xmlns:cx5="http://schemas.microsoft.com/office/drawing/2016/5/11/chartex" xmlns:cx6="http://schemas.microsoft.com/office/drawing/2016/5/12/chartex" xmlns:cx7="http://schemas.microsoft.com/office/drawing/2016/5/13/chartex" xmlns:cx8="http://schemas.microsoft.com/office/drawing/2016/5/14/chartex" xmlns:mc="http://schemas.openxmlformats.org/markup-compatibility/2006" xmlns:aink="http://schemas.microsoft.com/office/drawing/2016/ink" xmlns:am3d="http://schemas.microsoft.com/office/drawing/2017/model3d" xmlns:o="urn:schemas-microsoft-com:office:office" xmlns:r="http://schemas.openxmlformats.org/officeDocument/2006/relationships" xmlns:m="http://schemas.openxmlformats.org/officeDocument/2006/math" xmlns:v="urn:schemas-microsoft-com:vml" xmlns:wp14="http://schemas.microsoft.com/office/word/2010/wordprocessingDrawing" xmlns:wp="http://schemas.openxmlformats.org/drawingml/2006/wordprocessingDrawing" xmlns:w10="urn:schemas-microsoft-com:office:word" xmlns:w="http://schemas.openxmlformats.org/wordprocessingml/2006/main" xmlns:w14="http://schemas.microsoft.com/office/word/2010/wordml" xmlns:w15="http://schemas.microsoft.com/office/word/2012/wordml" xmlns:w16cid="http://schemas.microsoft.com/office/word/2016/wordml/cid" xmlns:w16se="http://schemas.microsoft.com/office/word/2015/wordml/symex" xmlns:wpg="http://schemas.microsoft.com/office/word/2010/wordprocessingGroup" xmlns:wpi="http://schemas.microsoft.com/office/word/2010/wordprocessingInk" xmlns:wne="http://schemas.microsoft.com/office/word/2006/wordml" xmlns:wps="http://schemas.microsoft.com/office/word/2010/wordprocessingShape" mc:Ignorable="w14 w15 w16se w16cid wp14">
+<w:document xmlns:o="urn:schemas-microsoft-com:office:office" xmlns:r="http://schemas.openxmlformats.org/officeDocument/2006/relationships" xmlns:v="urn:schemas-microsoft-com:vml" xmlns:w="http://schemas.openxmlformats.org/wordprocessingml/2006/main" xmlns:w10="urn:schemas-microsoft-com:office:word" xmlns:wp="http://schemas.openxmlformats.org/drawingml/2006/wordprocessingDrawing" xmlns:wps="http://schemas.microsoft.com/office/word/2010/wordprocessingShape" xmlns:wpg="http://schemas.microsoft.com/office/word/2010/wordprocessingGroup" xmlns:mc="http://schemas.openxmlformats.org/markup-compatibility/2006" xmlns:wp14="http://schemas.microsoft.com/office/word/2010/wordprocessingDrawing" xmlns:w14="http://schemas.microsoft.com/office/word/2010/wordml" xmlns:w15="http://schemas.microsoft.com/office/word/2012/wordml" mc:Ignorable="w14 wp14 w15">
   <w:body>
     <w:p>
       <w:pPr>
         <w:pStyle w:val="Title"/>
-      </w:pPr>
-      <w:r>
-        <w:rPr>
-          <w:noProof/>
-        </w:rPr>
+        <w:rPr/>
+      </w:pPr>
+      <w:r>
         <w:drawing>
-          <wp:anchor distT="0" distB="0" distL="114300" distR="114300" simplePos="0" relativeHeight="251659264" behindDoc="0" locked="0" layoutInCell="1" allowOverlap="1">
+          <wp:anchor behindDoc="0" distT="0" distB="0" distL="0" distR="0" simplePos="0" locked="0" layoutInCell="0" allowOverlap="1" relativeHeight="2">
             <wp:simplePos x="0" y="0"/>
             <wp:positionH relativeFrom="column">
               <wp:posOffset>4267200</wp:posOffset>
@@ -30,20 +28,13 @@
               <a:graphicData uri="http://schemas.openxmlformats.org/drawingml/2006/picture">
                 <pic:pic xmlns:pic="http://schemas.openxmlformats.org/drawingml/2006/picture">
                   <pic:nvPicPr>
-                    <pic:cNvPr id="0" name="Picture 2" descr="Logo_Transparent"/>
+                    <pic:cNvPr id="1" name="Picture 1" descr="Logo_Transparent"/>
                     <pic:cNvPicPr>
                       <a:picLocks noChangeAspect="1" noChangeArrowheads="1"/>
                     </pic:cNvPicPr>
                   </pic:nvPicPr>
                   <pic:blipFill>
-                    <a:blip r:embed="rId5" cstate="print">
-                      <a:extLst>
-                        <a:ext uri="{28A0092B-C50C-407E-A947-70E740481C1C}">
-                          <a14:useLocalDpi xmlns:a14="http://schemas.microsoft.com/office/drawing/2010/main" val="0"/>
-                        </a:ext>
-                      </a:extLst>
-                    </a:blip>
-                    <a:srcRect/>
+                    <a:blip r:embed="rId2"/>
                     <a:stretch>
                       <a:fillRect/>
                     </a:stretch>
@@ -56,89 +47,77 @@
                     <a:prstGeom prst="rect">
                       <a:avLst/>
                     </a:prstGeom>
-                    <a:noFill/>
                   </pic:spPr>
                 </pic:pic>
               </a:graphicData>
             </a:graphic>
-            <wp14:sizeRelH relativeFrom="page">
-              <wp14:pctWidth>0</wp14:pctWidth>
-            </wp14:sizeRelH>
-            <wp14:sizeRelV relativeFrom="page">
-              <wp14:pctHeight>0</wp14:pctHeight>
-            </wp14:sizeRelV>
           </wp:anchor>
         </w:drawing>
       </w:r>
       <w:r>
-        <w:t>Visual Novel Engine for Unity</w:t>
-      </w:r>
-    </w:p>
-    <w:p>
-      <w:r>
+        <w:rPr/>
+        <w:t>FreeDraw for Unity</w:t>
+      </w:r>
+    </w:p>
+    <w:p>
+      <w:pPr>
+        <w:pStyle w:val="Normal"/>
+        <w:rPr/>
+      </w:pPr>
+      <w:r>
+        <w:rPr/>
         <w:t>By Michael Long (</w:t>
       </w:r>
-      <w:hyperlink r:id="rId6" w:history="1">
+      <w:hyperlink r:id="rId3">
         <w:r>
           <w:rPr>
-            <w:rStyle w:val="Hyperlink"/>
+            <w:rStyle w:val="InternetLink"/>
           </w:rPr>
           <w:t>Foolish Mortals</w:t>
         </w:r>
       </w:hyperlink>
       <w:r>
+        <w:rPr/>
         <w:t xml:space="preserve">), </w:t>
       </w:r>
-      <w:hyperlink r:id="rId7" w:history="1">
+      <w:hyperlink r:id="rId4">
         <w:r>
           <w:rPr>
-            <w:rStyle w:val="Hyperlink"/>
+            <w:rStyle w:val="InternetLink"/>
           </w:rPr>
           <w:t>michael@foolish-mortals.net</w:t>
         </w:r>
       </w:hyperlink>
       <w:r>
+        <w:rPr/>
         <w:tab/>
-      </w:r>
-      <w:r>
         <w:tab/>
-      </w:r>
-      <w:r>
         <w:tab/>
-      </w:r>
-      <w:r>
         <w:tab/>
-      </w:r>
-      <w:r>
         <w:tab/>
       </w:r>
     </w:p>
     <w:p>
-      <w:r>
-        <w:t xml:space="preserve">The best way to learn is to </w:t>
-      </w:r>
-      <w:proofErr w:type="gramStart"/>
-      <w:r>
-        <w:t>open up</w:t>
-      </w:r>
-      <w:proofErr w:type="gramEnd"/>
-      <w:r>
-        <w:t xml:space="preserve"> the ‘</w:t>
-      </w:r>
-      <w:proofErr w:type="spellStart"/>
-      <w:r>
-        <w:t>ExampleDrawingScene</w:t>
-      </w:r>
-      <w:proofErr w:type="spellEnd"/>
-      <w:r>
-        <w:t>’</w:t>
+      <w:pPr>
+        <w:pStyle w:val="Normal"/>
+        <w:rPr/>
+      </w:pPr>
+      <w:r>
+        <w:rPr/>
+        <w:t>The best way to learn is to open the ‘ExampleDrawingScene’</w:t>
       </w:r>
     </w:p>
     <w:p>
       <w:pPr>
         <w:pStyle w:val="Heading2"/>
-      </w:pPr>
-      <w:r>
+        <w:numPr>
+          <w:ilvl w:val="1"/>
+          <w:numId w:val="1"/>
+        </w:numPr>
+        <w:rPr/>
+      </w:pPr>
+      <w:r>
+        <w:rPr/>
         <w:t>Setup</w:t>
       </w:r>
     </w:p>
@@ -147,15 +126,13 @@
         <w:pStyle w:val="ListParagraph"/>
         <w:numPr>
           <w:ilvl w:val="0"/>
-          <w:numId w:val="11"/>
+          <w:numId w:val="2"/>
         </w:numPr>
-      </w:pPr>
-      <w:r>
-        <w:rPr>
-          <w:noProof/>
-        </w:rPr>
+        <w:rPr/>
+      </w:pPr>
+      <w:r>
         <w:drawing>
-          <wp:anchor distT="0" distB="0" distL="114300" distR="114300" simplePos="0" relativeHeight="251660288" behindDoc="1" locked="0" layoutInCell="1" allowOverlap="1" wp14:anchorId="69D8DEAC">
+          <wp:anchor behindDoc="0" distT="0" distB="0" distL="114300" distR="114300" simplePos="0" locked="0" layoutInCell="0" allowOverlap="1" relativeHeight="3">
             <wp:simplePos x="0" y="0"/>
             <wp:positionH relativeFrom="column">
               <wp:posOffset>4171950</wp:posOffset>
@@ -164,17 +141,17 @@
               <wp:posOffset>-32385</wp:posOffset>
             </wp:positionV>
             <wp:extent cx="2546350" cy="819150"/>
-            <wp:effectExtent l="0" t="0" r="6350" b="0"/>
+            <wp:effectExtent l="0" t="0" r="0" b="0"/>
             <wp:wrapTight wrapText="bothSides">
               <wp:wrapPolygon edited="0">
-                <wp:start x="0" y="0"/>
-                <wp:lineTo x="0" y="21098"/>
-                <wp:lineTo x="21492" y="21098"/>
-                <wp:lineTo x="21492" y="0"/>
-                <wp:lineTo x="0" y="0"/>
+                <wp:start x="-3" y="0"/>
+                <wp:lineTo x="-3" y="21092"/>
+                <wp:lineTo x="21489" y="21092"/>
+                <wp:lineTo x="21489" y="0"/>
+                <wp:lineTo x="-3" y="0"/>
               </wp:wrapPolygon>
             </wp:wrapTight>
-            <wp:docPr id="4" name="Picture 4"/>
+            <wp:docPr id="2" name="Picture 4" descr=""/>
             <wp:cNvGraphicFramePr>
               <a:graphicFrameLocks xmlns:a="http://schemas.openxmlformats.org/drawingml/2006/main" noChangeAspect="1"/>
             </wp:cNvGraphicFramePr>
@@ -182,22 +159,18 @@
               <a:graphicData uri="http://schemas.openxmlformats.org/drawingml/2006/picture">
                 <pic:pic xmlns:pic="http://schemas.openxmlformats.org/drawingml/2006/picture">
                   <pic:nvPicPr>
-                    <pic:cNvPr id="1" name=""/>
-                    <pic:cNvPicPr/>
+                    <pic:cNvPr id="2" name="Picture 4" descr=""/>
+                    <pic:cNvPicPr>
+                      <a:picLocks noChangeAspect="1" noChangeArrowheads="1"/>
+                    </pic:cNvPicPr>
                   </pic:nvPicPr>
                   <pic:blipFill>
-                    <a:blip r:embed="rId8">
-                      <a:extLst>
-                        <a:ext uri="{28A0092B-C50C-407E-A947-70E740481C1C}">
-                          <a14:useLocalDpi xmlns:a14="http://schemas.microsoft.com/office/drawing/2010/main" val="0"/>
-                        </a:ext>
-                      </a:extLst>
-                    </a:blip>
+                    <a:blip r:embed="rId5"/>
                     <a:stretch>
                       <a:fillRect/>
                     </a:stretch>
                   </pic:blipFill>
-                  <pic:spPr>
+                  <pic:spPr bwMode="auto">
                     <a:xfrm>
                       <a:off x="0" y="0"/>
                       <a:ext cx="2546350" cy="819150"/>
@@ -209,16 +182,11 @@
                 </pic:pic>
               </a:graphicData>
             </a:graphic>
-            <wp14:sizeRelH relativeFrom="margin">
-              <wp14:pctWidth>0</wp14:pctWidth>
-            </wp14:sizeRelH>
-            <wp14:sizeRelV relativeFrom="margin">
-              <wp14:pctHeight>0</wp14:pctHeight>
-            </wp14:sizeRelV>
           </wp:anchor>
         </w:drawing>
       </w:r>
       <w:r>
+        <w:rPr/>
         <w:t xml:space="preserve">Select the Sprite you wish to draw on, and in the Import Settings check ‘Read/Write Enabled’. </w:t>
       </w:r>
     </w:p>
@@ -226,6 +194,7 @@
       <w:pPr>
         <w:pStyle w:val="ListParagraph"/>
         <w:rPr>
+          <w:b/>
           <w:b/>
           <w:color w:val="FF0000"/>
         </w:rPr>
@@ -235,14 +204,7 @@
           <w:b/>
           <w:color w:val="FF0000"/>
         </w:rPr>
-        <w:t>THIS I</w:t>
-      </w:r>
-      <w:r>
-        <w:rPr>
-          <w:b/>
-          <w:color w:val="FF0000"/>
-        </w:rPr>
-        <w:t>S NECESSARY FOR DRAWING TO WORK</w:t>
+        <w:t>THIS IS NECESSARY FOR DRAWING TO WORK</w:t>
       </w:r>
     </w:p>
     <w:p>
@@ -250,10 +212,12 @@
         <w:pStyle w:val="ListParagraph"/>
         <w:numPr>
           <w:ilvl w:val="0"/>
-          <w:numId w:val="11"/>
+          <w:numId w:val="2"/>
         </w:numPr>
-      </w:pPr>
-      <w:r>
+        <w:rPr/>
+      </w:pPr>
+      <w:r>
+        <w:rPr/>
         <w:t>Drag the read/write enabled sprite onto the scene, and attach a 2D collider of some sort to it (probably a BoxCollider2D)</w:t>
       </w:r>
     </w:p>
@@ -262,15 +226,13 @@
         <w:pStyle w:val="ListParagraph"/>
         <w:numPr>
           <w:ilvl w:val="0"/>
-          <w:numId w:val="11"/>
+          <w:numId w:val="2"/>
         </w:numPr>
-      </w:pPr>
-      <w:r>
-        <w:rPr>
-          <w:noProof/>
-        </w:rPr>
+        <w:rPr/>
+      </w:pPr>
+      <w:r>
         <w:drawing>
-          <wp:anchor distT="0" distB="0" distL="114300" distR="114300" simplePos="0" relativeHeight="251661312" behindDoc="1" locked="0" layoutInCell="1" allowOverlap="1">
+          <wp:anchor behindDoc="0" distT="0" distB="0" distL="114300" distR="114300" simplePos="0" locked="0" layoutInCell="0" allowOverlap="1" relativeHeight="4">
             <wp:simplePos x="0" y="0"/>
             <wp:positionH relativeFrom="column">
               <wp:posOffset>4171950</wp:posOffset>
@@ -279,17 +241,17 @@
               <wp:posOffset>158115</wp:posOffset>
             </wp:positionV>
             <wp:extent cx="2800350" cy="647065"/>
-            <wp:effectExtent l="0" t="0" r="0" b="635"/>
+            <wp:effectExtent l="0" t="0" r="0" b="0"/>
             <wp:wrapTight wrapText="bothSides">
               <wp:wrapPolygon edited="0">
-                <wp:start x="0" y="0"/>
-                <wp:lineTo x="0" y="20985"/>
-                <wp:lineTo x="21453" y="20985"/>
-                <wp:lineTo x="21453" y="0"/>
-                <wp:lineTo x="0" y="0"/>
+                <wp:start x="-3" y="0"/>
+                <wp:lineTo x="-3" y="20979"/>
+                <wp:lineTo x="21451" y="20979"/>
+                <wp:lineTo x="21451" y="0"/>
+                <wp:lineTo x="-3" y="0"/>
               </wp:wrapPolygon>
             </wp:wrapTight>
-            <wp:docPr id="5" name="Picture 5" descr="https://i.gyazo.com/5e5c5e511aef4fbba66007e972687828.png"/>
+            <wp:docPr id="3" name="Picture 5" descr="https://i.gyazo.com/5e5c5e511aef4fbba66007e972687828.png"/>
             <wp:cNvGraphicFramePr>
               <a:graphicFrameLocks xmlns:a="http://schemas.openxmlformats.org/drawingml/2006/main" noChangeAspect="1"/>
             </wp:cNvGraphicFramePr>
@@ -297,20 +259,13 @@
               <a:graphicData uri="http://schemas.openxmlformats.org/drawingml/2006/picture">
                 <pic:pic xmlns:pic="http://schemas.openxmlformats.org/drawingml/2006/picture">
                   <pic:nvPicPr>
-                    <pic:cNvPr id="0" name="Picture 3" descr="https://i.gyazo.com/5e5c5e511aef4fbba66007e972687828.png"/>
+                    <pic:cNvPr id="3" name="Picture 5" descr="https://i.gyazo.com/5e5c5e511aef4fbba66007e972687828.png"/>
                     <pic:cNvPicPr>
                       <a:picLocks noChangeAspect="1" noChangeArrowheads="1"/>
                     </pic:cNvPicPr>
                   </pic:nvPicPr>
                   <pic:blipFill>
-                    <a:blip r:embed="rId9">
-                      <a:extLst>
-                        <a:ext uri="{28A0092B-C50C-407E-A947-70E740481C1C}">
-                          <a14:useLocalDpi xmlns:a14="http://schemas.microsoft.com/office/drawing/2010/main" val="0"/>
-                        </a:ext>
-                      </a:extLst>
-                    </a:blip>
-                    <a:srcRect/>
+                    <a:blip r:embed="rId6"/>
                     <a:stretch>
                       <a:fillRect/>
                     </a:stretch>
@@ -323,41 +278,25 @@
                     <a:prstGeom prst="rect">
                       <a:avLst/>
                     </a:prstGeom>
-                    <a:noFill/>
-                    <a:ln>
-                      <a:noFill/>
-                    </a:ln>
                   </pic:spPr>
                 </pic:pic>
               </a:graphicData>
             </a:graphic>
-            <wp14:sizeRelH relativeFrom="margin">
-              <wp14:pctWidth>0</wp14:pctWidth>
-            </wp14:sizeRelH>
-            <wp14:sizeRelV relativeFrom="margin">
-              <wp14:pctHeight>0</wp14:pctHeight>
-            </wp14:sizeRelV>
           </wp:anchor>
         </w:drawing>
       </w:r>
       <w:r>
+        <w:rPr/>
         <w:t xml:space="preserve">Attach the </w:t>
       </w:r>
-      <w:proofErr w:type="spellStart"/>
-      <w:r>
-        <w:rPr>
-          <w:rFonts w:ascii="Consolas" w:hAnsi="Consolas" w:cs="Consolas"/>
-        </w:rPr>
-        <w:t>Drawable</w:t>
-      </w:r>
-      <w:r>
-        <w:rPr>
-          <w:rFonts w:ascii="Consolas" w:hAnsi="Consolas" w:cs="Consolas"/>
-        </w:rPr>
-        <w:t>.cs</w:t>
-      </w:r>
-      <w:proofErr w:type="spellEnd"/>
-      <w:r>
+      <w:r>
+        <w:rPr>
+          <w:rFonts w:cs="Consolas" w:ascii="Consolas" w:hAnsi="Consolas"/>
+        </w:rPr>
+        <w:t>Drawable.cs</w:t>
+      </w:r>
+      <w:r>
+        <w:rPr/>
         <w:t xml:space="preserve"> script to your Sprite GameObject</w:t>
       </w:r>
     </w:p>
@@ -366,19 +305,13 @@
         <w:pStyle w:val="ListParagraph"/>
         <w:numPr>
           <w:ilvl w:val="0"/>
-          <w:numId w:val="11"/>
+          <w:numId w:val="2"/>
         </w:numPr>
-      </w:pPr>
-      <w:r>
-        <w:t>Set the layer of your Sprite GameObject to something unique, and then set the ‘</w:t>
-      </w:r>
-      <w:proofErr w:type="spellStart"/>
-      <w:r>
-        <w:t>Drawing_Layers</w:t>
-      </w:r>
-      <w:proofErr w:type="spellEnd"/>
-      <w:r>
-        <w:t>’ property of the Drawable script to match that layer</w:t>
+        <w:rPr/>
+      </w:pPr>
+      <w:r>
+        <w:rPr/>
+        <w:t>Set the layer of your Sprite GameObject to something unique, and then set the ‘Drawing_Layers’ property of the Drawable script to match that layer</w:t>
       </w:r>
     </w:p>
     <w:p>
@@ -386,8 +319,9 @@
         <w:pStyle w:val="ListParagraph"/>
         <w:numPr>
           <w:ilvl w:val="0"/>
-          <w:numId w:val="11"/>
+          <w:numId w:val="2"/>
         </w:numPr>
+        <w:rPr/>
       </w:pPr>
       <w:r>
         <w:rPr>
@@ -396,35 +330,25 @@
         <w:t>Optional</w:t>
       </w:r>
       <w:r>
+        <w:rPr/>
         <w:t xml:space="preserve">: use the helper methods in </w:t>
       </w:r>
-      <w:proofErr w:type="spellStart"/>
-      <w:r>
-        <w:rPr>
-          <w:rFonts w:ascii="Consolas" w:hAnsi="Consolas" w:cs="Consolas"/>
-        </w:rPr>
-        <w:t>DrawingSettings</w:t>
-      </w:r>
-      <w:r>
-        <w:rPr>
-          <w:rFonts w:ascii="Consolas" w:hAnsi="Consolas" w:cs="Consolas"/>
-        </w:rPr>
-        <w:t>.cs</w:t>
-      </w:r>
-      <w:proofErr w:type="spellEnd"/>
-      <w:r>
-        <w:t xml:space="preserve"> to change both the </w:t>
-      </w:r>
-      <w:proofErr w:type="spellStart"/>
-      <w:r>
-        <w:t>colour</w:t>
-      </w:r>
-      <w:proofErr w:type="spellEnd"/>
-      <w:r>
-        <w:t xml:space="preserve"> and width of the drawing pen</w:t>
-      </w:r>
-    </w:p>
-    <w:p>
+      <w:r>
+        <w:rPr>
+          <w:rFonts w:cs="Consolas" w:ascii="Consolas" w:hAnsi="Consolas"/>
+        </w:rPr>
+        <w:t>DrawingSettings.cs</w:t>
+      </w:r>
+      <w:r>
+        <w:rPr/>
+        <w:t xml:space="preserve"> to change both the colour and width of the drawing pen</w:t>
+      </w:r>
+    </w:p>
+    <w:p>
+      <w:pPr>
+        <w:pStyle w:val="Normal"/>
+        <w:rPr/>
+      </w:pPr>
       <w:r>
         <w:rPr>
           <w:b/>
@@ -432,10 +356,15 @@
         <w:t xml:space="preserve">If you want a larger/smaller canvas: </w:t>
       </w:r>
       <w:r>
+        <w:rPr/>
         <w:t>Create your own transparent PNG images with the right dimensions to suit your own needs, and use that.</w:t>
       </w:r>
     </w:p>
     <w:p>
+      <w:pPr>
+        <w:pStyle w:val="Normal"/>
+        <w:rPr/>
+      </w:pPr>
       <w:r>
         <w:rPr>
           <w:b/>
@@ -443,55 +372,28 @@
         <w:t>IF YOU WANT TO BE ABLE TO USE TRANSPARENCY/THE ERASER:</w:t>
       </w:r>
       <w:r>
-        <w:t xml:space="preserve"> </w:t>
-      </w:r>
-      <w:r>
-        <w:t>Start with</w:t>
-      </w:r>
-      <w:r>
-        <w:t xml:space="preserve"> a </w:t>
-      </w:r>
-      <w:r>
-        <w:t xml:space="preserve">completely transparent </w:t>
-      </w:r>
-      <w:r>
-        <w:t>PNG image</w:t>
-      </w:r>
-      <w:r>
-        <w:t>.</w:t>
-      </w:r>
-      <w:r>
-        <w:t xml:space="preserve"> </w:t>
-      </w:r>
-      <w:r>
-        <w:t>JPEGs cannot be transparent, and if you</w:t>
-      </w:r>
-      <w:r>
-        <w:t>r</w:t>
-      </w:r>
-      <w:r>
-        <w:t xml:space="preserve"> starting image is not transp</w:t>
-      </w:r>
-      <w:bookmarkStart w:id="0" w:name="_GoBack"/>
-      <w:bookmarkEnd w:id="0"/>
-      <w:r>
-        <w:t>arent, you cannot apply the alpha properly. I may look more into this when I have the time.</w:t>
+        <w:rPr/>
+        <w:t xml:space="preserve"> Start with a completely transparent PNG image. JPEGs cannot be transparent, and if your starting image is not transparent, you cannot apply the alpha properly. I may look more into this when I have the time.</w:t>
       </w:r>
     </w:p>
     <w:p>
       <w:pPr>
         <w:pStyle w:val="Heading2"/>
-      </w:pPr>
-      <w:r>
+        <w:numPr>
+          <w:ilvl w:val="1"/>
+          <w:numId w:val="1"/>
+        </w:numPr>
+        <w:rPr/>
+      </w:pPr>
+      <w:r>
+        <w:rPr/>
         <w:t>Code</w:t>
       </w:r>
     </w:p>
     <w:p>
       <w:pPr>
-        <w:autoSpaceDE w:val="0"/>
-        <w:autoSpaceDN w:val="0"/>
-        <w:adjustRightInd w:val="0"/>
-        <w:spacing w:after="0" w:line="240" w:lineRule="auto"/>
+        <w:pStyle w:val="Normal"/>
+        <w:spacing w:lineRule="auto" w:line="240" w:before="0" w:after="0"/>
         <w:rPr>
           <w:rFonts w:ascii="Consolas" w:hAnsi="Consolas" w:cs="Consolas"/>
           <w:color w:val="000000"/>
@@ -501,11 +403,12 @@
         </w:rPr>
       </w:pPr>
       <w:r>
+        <w:rPr/>
         <w:t xml:space="preserve">You must reference the </w:t>
       </w:r>
       <w:r>
         <w:rPr>
-          <w:rFonts w:ascii="Consolas" w:hAnsi="Consolas" w:cs="Consolas"/>
+          <w:rFonts w:cs="Consolas" w:ascii="Consolas" w:hAnsi="Consolas"/>
           <w:color w:val="0000FF"/>
           <w:sz w:val="19"/>
           <w:szCs w:val="19"/>
@@ -515,109 +418,106 @@
       </w:r>
       <w:r>
         <w:rPr>
-          <w:rFonts w:ascii="Consolas" w:hAnsi="Consolas" w:cs="Consolas"/>
+          <w:rFonts w:cs="Consolas" w:ascii="Consolas" w:hAnsi="Consolas"/>
           <w:color w:val="000000"/>
           <w:sz w:val="19"/>
           <w:szCs w:val="19"/>
           <w:highlight w:val="white"/>
         </w:rPr>
-        <w:t xml:space="preserve"> </w:t>
-      </w:r>
-      <w:proofErr w:type="spellStart"/>
-      <w:r>
-        <w:rPr>
-          <w:rFonts w:ascii="Consolas" w:hAnsi="Consolas" w:cs="Consolas"/>
+        <w:t xml:space="preserve"> FreeDraw</w:t>
+      </w:r>
+      <w:r>
+        <w:rPr>
+          <w:rFonts w:cs="Consolas" w:ascii="Consolas" w:hAnsi="Consolas"/>
           <w:color w:val="000000"/>
           <w:sz w:val="19"/>
           <w:szCs w:val="19"/>
-          <w:highlight w:val="white"/>
-        </w:rPr>
-        <w:t>FreeDraw</w:t>
-      </w:r>
-      <w:proofErr w:type="spellEnd"/>
-      <w:r>
-        <w:rPr>
-          <w:rFonts w:ascii="Consolas" w:hAnsi="Consolas" w:cs="Consolas"/>
-          <w:color w:val="000000"/>
-          <w:sz w:val="19"/>
-          <w:szCs w:val="19"/>
         </w:rPr>
         <w:t xml:space="preserve"> </w:t>
       </w:r>
       <w:r>
-        <w:t>to reference any of the scripts.</w:t>
-      </w:r>
-      <w:r>
-        <w:t xml:space="preserve"> </w:t>
-      </w:r>
-    </w:p>
-    <w:p>
-      <w:pPr>
-        <w:pStyle w:val="Heading3"/>
-      </w:pPr>
-      <w:r>
+        <w:rPr/>
+        <w:t xml:space="preserve">to reference any of the scripts. </w:t>
+      </w:r>
+    </w:p>
+    <w:p>
+      <w:pPr>
+        <w:pStyle w:val="Heading2"/>
+        <w:numPr>
+          <w:ilvl w:val="1"/>
+          <w:numId w:val="1"/>
+        </w:numPr>
+        <w:rPr/>
+      </w:pPr>
+      <w:r>
+        <w:rPr/>
         <w:t>Static Properties</w:t>
       </w:r>
     </w:p>
     <w:p>
-      <w:proofErr w:type="spellStart"/>
-      <w:r>
-        <w:rPr>
-          <w:rFonts w:ascii="Consolas" w:hAnsi="Consolas" w:cs="Consolas"/>
+      <w:pPr>
+        <w:pStyle w:val="Normal"/>
+        <w:rPr/>
+      </w:pPr>
+      <w:r>
+        <w:rPr>
+          <w:rFonts w:cs="Consolas" w:ascii="Consolas" w:hAnsi="Consolas"/>
         </w:rPr>
         <w:t>Drawing.Pen_Colour</w:t>
       </w:r>
-      <w:proofErr w:type="spellEnd"/>
-      <w:r>
-        <w:t xml:space="preserve">: Changes the drawing </w:t>
-      </w:r>
-      <w:proofErr w:type="spellStart"/>
-      <w:r>
-        <w:t>colour</w:t>
-      </w:r>
-      <w:proofErr w:type="spellEnd"/>
-    </w:p>
-    <w:p>
-      <w:proofErr w:type="spellStart"/>
-      <w:r>
-        <w:rPr>
-          <w:rFonts w:ascii="Consolas" w:hAnsi="Consolas" w:cs="Consolas"/>
+      <w:r>
+        <w:rPr/>
+        <w:t>: Changes the drawing colour</w:t>
+      </w:r>
+    </w:p>
+    <w:p>
+      <w:pPr>
+        <w:pStyle w:val="Normal"/>
+        <w:rPr/>
+      </w:pPr>
+      <w:r>
+        <w:rPr>
+          <w:rFonts w:cs="Consolas" w:ascii="Consolas" w:hAnsi="Consolas"/>
         </w:rPr>
         <w:t>Drawing.Pen_Width</w:t>
       </w:r>
-      <w:proofErr w:type="spellEnd"/>
-      <w:r>
-        <w:t xml:space="preserve">: Changes the width of the current drawing pen. An integer given in pixels, it is </w:t>
-      </w:r>
-      <w:proofErr w:type="gramStart"/>
-      <w:r>
-        <w:t>actually the</w:t>
-      </w:r>
-      <w:proofErr w:type="gramEnd"/>
-      <w:r>
-        <w:t xml:space="preserve"> pen radius.</w:t>
+      <w:r>
+        <w:rPr/>
+        <w:t>: Changes the width of the current drawing pen. An integer given in pixels, it is actually the pen radius.</w:t>
       </w:r>
     </w:p>
     <w:p>
       <w:pPr>
         <w:pStyle w:val="Heading2"/>
-      </w:pPr>
-      <w:r>
+        <w:numPr>
+          <w:ilvl w:val="1"/>
+          <w:numId w:val="1"/>
+        </w:numPr>
+        <w:rPr/>
+      </w:pPr>
+      <w:r>
+        <w:rPr/>
         <w:t>Known Issues</w:t>
       </w:r>
     </w:p>
     <w:p>
-      <w:r>
+      <w:pPr>
+        <w:pStyle w:val="Normal"/>
+        <w:rPr/>
+      </w:pPr>
+      <w:r>
+        <w:rPr/>
         <w:t>Changing the scale or rotation of your Sprite object will result in errors. I’ll fix it when I have the time.</w:t>
       </w:r>
     </w:p>
     <w:p>
-      <w:r>
-        <w:rPr>
-          <w:noProof/>
-        </w:rPr>
+      <w:pPr>
+        <w:pStyle w:val="Normal"/>
+        <w:rPr/>
+      </w:pPr>
+      <w:r>
         <w:drawing>
-          <wp:anchor distT="0" distB="0" distL="114300" distR="114300" simplePos="0" relativeHeight="251663360" behindDoc="0" locked="0" layoutInCell="1" allowOverlap="1">
+          <wp:anchor behindDoc="0" distT="0" distB="0" distL="114300" distR="114300" simplePos="0" locked="0" layoutInCell="0" allowOverlap="1" relativeHeight="6">
             <wp:simplePos x="0" y="0"/>
             <wp:positionH relativeFrom="column">
               <wp:posOffset>2257425</wp:posOffset>
@@ -626,9 +526,9 @@
               <wp:posOffset>120650</wp:posOffset>
             </wp:positionV>
             <wp:extent cx="4592955" cy="219075"/>
-            <wp:effectExtent l="0" t="0" r="0" b="9525"/>
+            <wp:effectExtent l="0" t="0" r="0" b="0"/>
             <wp:wrapSquare wrapText="bothSides"/>
-            <wp:docPr id="2" name="Picture 2" descr="https://i.gyazo.com/a362529597980965d95e3a1e30c046d6.png"/>
+            <wp:docPr id="4" name="Picture 2" descr="https://i.gyazo.com/a362529597980965d95e3a1e30c046d6.png"/>
             <wp:cNvGraphicFramePr>
               <a:graphicFrameLocks xmlns:a="http://schemas.openxmlformats.org/drawingml/2006/main" noChangeAspect="1"/>
             </wp:cNvGraphicFramePr>
@@ -636,20 +536,13 @@
               <a:graphicData uri="http://schemas.openxmlformats.org/drawingml/2006/picture">
                 <pic:pic xmlns:pic="http://schemas.openxmlformats.org/drawingml/2006/picture">
                   <pic:nvPicPr>
-                    <pic:cNvPr id="0" name="Picture 1" descr="https://i.gyazo.com/a362529597980965d95e3a1e30c046d6.png"/>
+                    <pic:cNvPr id="4" name="Picture 2" descr="https://i.gyazo.com/a362529597980965d95e3a1e30c046d6.png"/>
                     <pic:cNvPicPr>
                       <a:picLocks noChangeAspect="1" noChangeArrowheads="1"/>
                     </pic:cNvPicPr>
                   </pic:nvPicPr>
                   <pic:blipFill>
-                    <a:blip r:embed="rId10">
-                      <a:extLst>
-                        <a:ext uri="{28A0092B-C50C-407E-A947-70E740481C1C}">
-                          <a14:useLocalDpi xmlns:a14="http://schemas.microsoft.com/office/drawing/2010/main" val="0"/>
-                        </a:ext>
-                      </a:extLst>
-                    </a:blip>
-                    <a:srcRect/>
+                    <a:blip r:embed="rId7"/>
                     <a:stretch>
                       <a:fillRect/>
                     </a:stretch>
@@ -662,10 +555,6 @@
                     <a:prstGeom prst="rect">
                       <a:avLst/>
                     </a:prstGeom>
-                    <a:noFill/>
-                    <a:ln>
-                      <a:noFill/>
-                    </a:ln>
                   </pic:spPr>
                 </pic:pic>
               </a:graphicData>
@@ -674,32 +563,32 @@
         </w:drawing>
       </w:r>
       <w:r>
-        <w:t>To fix the error to the right, t</w:t>
-      </w:r>
-      <w:r>
-        <w:t xml:space="preserve">ry changing the ‘Compression’ in the Sprite import settings to ‘None’ </w:t>
+        <w:rPr/>
+        <w:t xml:space="preserve">To fix the error to the right, try changing the ‘Compression’ in the Sprite import settings to ‘None’ </w:t>
       </w:r>
     </w:p>
     <w:p>
       <w:pPr>
         <w:pStyle w:val="Heading2"/>
-      </w:pPr>
-      <w:r>
+        <w:numPr>
+          <w:ilvl w:val="1"/>
+          <w:numId w:val="1"/>
+        </w:numPr>
+        <w:rPr/>
+      </w:pPr>
+      <w:r>
+        <w:rPr/>
         <w:t>License</w:t>
       </w:r>
     </w:p>
     <w:p>
-      <w:r>
-        <w:rPr>
-          <w:rFonts w:ascii="Source Sans Pro" w:hAnsi="Source Sans Pro"/>
-          <w:noProof/>
-          <w:color w:val="049CCF"/>
-          <w:sz w:val="29"/>
-          <w:szCs w:val="29"/>
-          <w:shd w:val="clear" w:color="auto" w:fill="FFFFFF"/>
-        </w:rPr>
+      <w:pPr>
+        <w:pStyle w:val="Normal"/>
+        <w:rPr/>
+      </w:pPr>
+      <w:r>
         <w:drawing>
-          <wp:anchor distT="0" distB="0" distL="114300" distR="114300" simplePos="0" relativeHeight="251662336" behindDoc="1" locked="0" layoutInCell="1" allowOverlap="1" wp14:anchorId="0DEE5EDE">
+          <wp:anchor behindDoc="0" distT="0" distB="0" distL="114300" distR="114300" simplePos="0" locked="0" layoutInCell="0" allowOverlap="1" relativeHeight="5">
             <wp:simplePos x="0" y="0"/>
             <wp:positionH relativeFrom="column">
               <wp:posOffset>0</wp:posOffset>
@@ -708,10 +597,10 @@
               <wp:posOffset>101600</wp:posOffset>
             </wp:positionV>
             <wp:extent cx="838200" cy="295275"/>
-            <wp:effectExtent l="0" t="0" r="0" b="9525"/>
+            <wp:effectExtent l="0" t="0" r="0" b="0"/>
             <wp:wrapSquare wrapText="bothSides"/>
-            <wp:docPr id="6" name="Picture 6" descr="CC0">
-              <a:hlinkClick xmlns:a="http://schemas.openxmlformats.org/drawingml/2006/main" r:id="rId11"/>
+            <wp:docPr id="5" name="Picture 6" descr="CC0">
+              <a:hlinkClick xmlns:a="http://schemas.openxmlformats.org/drawingml/2006/main" r:id="rId9"/>
             </wp:docPr>
             <wp:cNvGraphicFramePr>
               <a:graphicFrameLocks xmlns:a="http://schemas.openxmlformats.org/drawingml/2006/main" noChangeAspect="1"/>
@@ -720,22 +609,15 @@
               <a:graphicData uri="http://schemas.openxmlformats.org/drawingml/2006/picture">
                 <pic:pic xmlns:pic="http://schemas.openxmlformats.org/drawingml/2006/picture">
                   <pic:nvPicPr>
-                    <pic:cNvPr id="0" name="Picture 5" descr="CC0">
-                      <a:hlinkClick r:id="rId11"/>
+                    <pic:cNvPr id="5" name="Picture 6" descr="CC0">
+                      <a:hlinkClick r:id="rId9"/>
                     </pic:cNvPr>
                     <pic:cNvPicPr>
                       <a:picLocks noChangeAspect="1" noChangeArrowheads="1"/>
                     </pic:cNvPicPr>
                   </pic:nvPicPr>
                   <pic:blipFill>
-                    <a:blip r:embed="rId12">
-                      <a:extLst>
-                        <a:ext uri="{28A0092B-C50C-407E-A947-70E740481C1C}">
-                          <a14:useLocalDpi xmlns:a14="http://schemas.microsoft.com/office/drawing/2010/main" val="0"/>
-                        </a:ext>
-                      </a:extLst>
-                    </a:blip>
-                    <a:srcRect/>
+                    <a:blip r:embed="rId8"/>
                     <a:stretch>
                       <a:fillRect/>
                     </a:stretch>
@@ -748,10 +630,6 @@
                     <a:prstGeom prst="rect">
                       <a:avLst/>
                     </a:prstGeom>
-                    <a:noFill/>
-                    <a:ln>
-                      <a:noFill/>
-                    </a:ln>
                   </pic:spPr>
                 </pic:pic>
               </a:graphicData>
@@ -760,248 +638,944 @@
         </w:drawing>
       </w:r>
       <w:r>
+        <w:rPr/>
         <w:t>This asset and code is available and free for any use, including commercial. You do not need to credit me (unless you want to).  Shoot me an email if you end up using this code, and I can feature it on the asset page.</w:t>
       </w:r>
     </w:p>
-    <w:p/>
+    <w:p>
+      <w:pPr>
+        <w:pStyle w:val="Normal"/>
+        <w:rPr/>
+      </w:pPr>
+      <w:r>
+        <w:rPr/>
+      </w:r>
+      <w:r>
+        <w:br w:type="page"/>
+      </w:r>
+    </w:p>
+    <w:p>
+      <w:pPr>
+        <w:pStyle w:val="Heading2"/>
+        <w:numPr>
+          <w:ilvl w:val="1"/>
+          <w:numId w:val="1"/>
+        </w:numPr>
+        <w:rPr/>
+      </w:pPr>
+      <w:r>
+        <w:rPr/>
+        <w:t>Implementing your own brushes</w:t>
+      </w:r>
+    </w:p>
+    <w:p>
+      <w:pPr>
+        <w:pStyle w:val="Normal"/>
+        <w:spacing w:before="0" w:after="0"/>
+        <w:rPr/>
+      </w:pPr>
+      <w:r>
+        <w:rPr/>
+        <w:t xml:space="preserve">FreeDraw only comes with the default ‘pen’ brush. To implement your own brush, open </w:t>
+      </w:r>
+      <w:r>
+        <w:rPr>
+          <w:rFonts w:cs="Consolas" w:ascii="Consolas" w:hAnsi="Consolas"/>
+        </w:rPr>
+        <w:t>Drawable.cs</w:t>
+      </w:r>
+      <w:r>
+        <w:rPr/>
+        <w:t>, then:</w:t>
+      </w:r>
+    </w:p>
+    <w:p>
+      <w:pPr>
+        <w:pStyle w:val="ListParagraph"/>
+        <w:numPr>
+          <w:ilvl w:val="0"/>
+          <w:numId w:val="3"/>
+        </w:numPr>
+        <w:rPr/>
+      </w:pPr>
+      <w:r>
+        <w:rPr/>
+        <w:t>Carefully read the comments in the BrushTemplate()</w:t>
+      </w:r>
+    </w:p>
+    <w:p>
+      <w:pPr>
+        <w:pStyle w:val="ListParagraph"/>
+        <w:numPr>
+          <w:ilvl w:val="0"/>
+          <w:numId w:val="3"/>
+        </w:numPr>
+        <w:rPr/>
+      </w:pPr>
+      <w:r>
+        <w:rPr/>
+        <w:t>Copy and paste the BrushTemplate() function to create your own brush function</w:t>
+      </w:r>
+    </w:p>
+    <w:p>
+      <w:pPr>
+        <w:pStyle w:val="ListParagraph"/>
+        <w:numPr>
+          <w:ilvl w:val="0"/>
+          <w:numId w:val="3"/>
+        </w:numPr>
+        <w:rPr/>
+      </w:pPr>
+      <w:r>
+        <w:rPr/>
+        <w:t>Delegates are used to call your function, therefore your new function must also only take in a Vector2 as a parameter, and return nothing</w:t>
+      </w:r>
+    </w:p>
+    <w:p>
+      <w:pPr>
+        <w:pStyle w:val="ListParagraph"/>
+        <w:numPr>
+          <w:ilvl w:val="0"/>
+          <w:numId w:val="3"/>
+        </w:numPr>
+        <w:rPr/>
+      </w:pPr>
+      <w:r>
+        <w:rPr/>
+        <w:t xml:space="preserve">To change what brush you’re using, create a helper method such as </w:t>
+      </w:r>
+      <w:r>
+        <w:rPr>
+          <w:rFonts w:cs="Consolas" w:ascii="Consolas" w:hAnsi="Consolas"/>
+        </w:rPr>
+        <w:t>SetPenBrush()</w:t>
+      </w:r>
+      <w:r>
+        <w:rPr/>
+        <w:t xml:space="preserve"> in </w:t>
+      </w:r>
+      <w:r>
+        <w:rPr>
+          <w:rFonts w:cs="Consolas" w:ascii="Consolas" w:hAnsi="Consolas"/>
+        </w:rPr>
+        <w:t>Drawable.cs</w:t>
+      </w:r>
+      <w:r>
+        <w:rPr/>
+        <w:t xml:space="preserve">, then either call that function from a button, or create a new function in </w:t>
+      </w:r>
+      <w:r>
+        <w:rPr>
+          <w:rFonts w:cs="Consolas" w:ascii="Consolas" w:hAnsi="Consolas"/>
+        </w:rPr>
+        <w:t>DrawingSettings</w:t>
+      </w:r>
+      <w:r>
+        <w:rPr/>
+        <w:t xml:space="preserve"> to a hook a button to it</w:t>
+      </w:r>
+    </w:p>
+    <w:p>
+      <w:pPr>
+        <w:pStyle w:val="ListParagraph"/>
+        <w:numPr>
+          <w:ilvl w:val="0"/>
+          <w:numId w:val="3"/>
+        </w:numPr>
+        <w:rPr/>
+      </w:pPr>
+      <w:r>
+        <w:rPr/>
+        <w:t xml:space="preserve">The initial brush type is set in </w:t>
+      </w:r>
+      <w:r>
+        <w:rPr>
+          <w:rFonts w:cs="Consolas" w:ascii="Consolas" w:hAnsi="Consolas"/>
+        </w:rPr>
+        <w:t>Drawable.cs</w:t>
+      </w:r>
+      <w:r>
+        <w:rPr/>
+        <w:t xml:space="preserve">‘s </w:t>
+      </w:r>
+      <w:r>
+        <w:rPr>
+          <w:rFonts w:cs="Consolas" w:ascii="Consolas" w:hAnsi="Consolas"/>
+        </w:rPr>
+        <w:t>Awake()</w:t>
+      </w:r>
+      <w:r>
+        <w:rPr/>
+        <w:t xml:space="preserve"> function</w:t>
+      </w:r>
+    </w:p>
+    <w:p>
+      <w:pPr>
+        <w:pStyle w:val="Heading2"/>
+        <w:numPr>
+          <w:ilvl w:val="1"/>
+          <w:numId w:val="1"/>
+        </w:numPr>
+        <w:rPr/>
+      </w:pPr>
+      <w:r>
+        <w:rPr/>
+        <w:t>Different Controls</w:t>
+      </w:r>
+    </w:p>
+    <w:p>
+      <w:pPr>
+        <w:pStyle w:val="Normal"/>
+        <w:rPr/>
+      </w:pPr>
+      <w:r>
+        <w:rPr/>
+        <w:t>Examine Drawable.cs’s Update() function for details on how it functions. It uses a Physics2D OverlapPoint() call to determine if the mouse is over the Collider2D of the image (the image MUST have a collider2D of some sort). You can change what button activates drawing by changing the following line:</w:t>
+      </w:r>
+    </w:p>
+    <w:p>
+      <w:pPr>
+        <w:pStyle w:val="Normal"/>
+        <w:shd w:val="clear" w:color="auto" w:fill="1E1E1E"/>
+        <w:spacing w:lineRule="atLeast" w:line="285" w:before="0" w:after="0"/>
+        <w:rPr>
+          <w:rFonts w:ascii="Consolas" w:hAnsi="Consolas" w:eastAsia="Times New Roman" w:cs="Consolas"/>
+          <w:color w:val="D4D4D4"/>
+          <w:sz w:val="21"/>
+          <w:szCs w:val="21"/>
+        </w:rPr>
+      </w:pPr>
+      <w:r>
+        <w:rPr>
+          <w:rFonts w:eastAsia="Times New Roman" w:cs="Consolas" w:ascii="Consolas" w:hAnsi="Consolas"/>
+          <w:color w:val="569CD6"/>
+          <w:sz w:val="21"/>
+          <w:szCs w:val="21"/>
+        </w:rPr>
+        <w:t>bool</w:t>
+      </w:r>
+      <w:r>
+        <w:rPr>
+          <w:rFonts w:eastAsia="Times New Roman" w:cs="Consolas" w:ascii="Consolas" w:hAnsi="Consolas"/>
+          <w:color w:val="D4D4D4"/>
+          <w:sz w:val="21"/>
+          <w:szCs w:val="21"/>
+        </w:rPr>
+        <w:t xml:space="preserve"> </w:t>
+      </w:r>
+      <w:r>
+        <w:rPr>
+          <w:rFonts w:eastAsia="Times New Roman" w:cs="Consolas" w:ascii="Consolas" w:hAnsi="Consolas"/>
+          <w:color w:val="9CDCFE"/>
+          <w:sz w:val="21"/>
+          <w:szCs w:val="21"/>
+        </w:rPr>
+        <w:t>mouse_held_down</w:t>
+      </w:r>
+      <w:r>
+        <w:rPr>
+          <w:rFonts w:eastAsia="Times New Roman" w:cs="Consolas" w:ascii="Consolas" w:hAnsi="Consolas"/>
+          <w:color w:val="D4D4D4"/>
+          <w:sz w:val="21"/>
+          <w:szCs w:val="21"/>
+        </w:rPr>
+        <w:t xml:space="preserve"> = </w:t>
+      </w:r>
+      <w:r>
+        <w:rPr>
+          <w:rFonts w:eastAsia="Times New Roman" w:cs="Consolas" w:ascii="Consolas" w:hAnsi="Consolas"/>
+          <w:color w:val="9CDCFE"/>
+          <w:sz w:val="21"/>
+          <w:szCs w:val="21"/>
+        </w:rPr>
+        <w:t>Input</w:t>
+      </w:r>
+      <w:r>
+        <w:rPr>
+          <w:rFonts w:eastAsia="Times New Roman" w:cs="Consolas" w:ascii="Consolas" w:hAnsi="Consolas"/>
+          <w:color w:val="D4D4D4"/>
+          <w:sz w:val="21"/>
+          <w:szCs w:val="21"/>
+        </w:rPr>
+        <w:t>.</w:t>
+      </w:r>
+      <w:r>
+        <w:rPr>
+          <w:rFonts w:eastAsia="Times New Roman" w:cs="Consolas" w:ascii="Consolas" w:hAnsi="Consolas"/>
+          <w:color w:val="DCDCAA"/>
+          <w:sz w:val="21"/>
+          <w:szCs w:val="21"/>
+        </w:rPr>
+        <w:t>GetMouseButton</w:t>
+      </w:r>
+      <w:r>
+        <w:rPr>
+          <w:rFonts w:eastAsia="Times New Roman" w:cs="Consolas" w:ascii="Consolas" w:hAnsi="Consolas"/>
+          <w:color w:val="D4D4D4"/>
+          <w:sz w:val="21"/>
+          <w:szCs w:val="21"/>
+        </w:rPr>
+        <w:t>(</w:t>
+      </w:r>
+      <w:r>
+        <w:rPr>
+          <w:rFonts w:eastAsia="Times New Roman" w:cs="Consolas" w:ascii="Consolas" w:hAnsi="Consolas"/>
+          <w:color w:val="B5CEA8"/>
+          <w:sz w:val="21"/>
+          <w:szCs w:val="21"/>
+        </w:rPr>
+        <w:t>0</w:t>
+      </w:r>
+      <w:r>
+        <w:rPr>
+          <w:rFonts w:eastAsia="Times New Roman" w:cs="Consolas" w:ascii="Consolas" w:hAnsi="Consolas"/>
+          <w:color w:val="D4D4D4"/>
+          <w:sz w:val="21"/>
+          <w:szCs w:val="21"/>
+        </w:rPr>
+        <w:t>);</w:t>
+      </w:r>
+    </w:p>
+    <w:p>
+      <w:pPr>
+        <w:pStyle w:val="Normal"/>
+        <w:rPr/>
+      </w:pPr>
+      <w:r>
+        <w:rPr/>
+      </w:r>
+    </w:p>
+    <w:p>
+      <w:pPr>
+        <w:pStyle w:val="Normal"/>
+        <w:rPr/>
+      </w:pPr>
+      <w:r>
+        <w:rPr/>
+      </w:r>
+    </w:p>
+    <w:p>
+      <w:pPr>
+        <w:pStyle w:val="Normal"/>
+        <w:rPr/>
+      </w:pPr>
+      <w:r>
+        <w:rPr/>
+      </w:r>
+    </w:p>
+    <w:p>
+      <w:pPr>
+        <w:pStyle w:val="Normal"/>
+        <w:rPr>
+          <w:b/>
+          <w:b/>
+          <w:bCs/>
+        </w:rPr>
+      </w:pPr>
+      <w:bookmarkStart w:id="0" w:name="_GoBack"/>
+      <w:bookmarkEnd w:id="0"/>
+      <w:r>
+        <w:rPr>
+          <w:b/>
+          <w:bCs/>
+        </w:rPr>
+        <w:t>Changelog</w:t>
+      </w:r>
+    </w:p>
+    <w:p>
+      <w:pPr>
+        <w:pStyle w:val="Normal"/>
+        <w:rPr>
+          <w:b/>
+          <w:b/>
+          <w:bCs/>
+        </w:rPr>
+      </w:pPr>
+      <w:r>
+        <w:rPr>
+          <w:b/>
+          <w:bCs/>
+        </w:rPr>
+        <w:t>2024-8-21</w:t>
+      </w:r>
+    </w:p>
+    <w:p>
+      <w:pPr>
+        <w:pStyle w:val="Normal"/>
+        <w:rPr/>
+      </w:pPr>
+      <w:r>
+        <w:rPr/>
+        <w:t xml:space="preserve">Implemented FILL brush type. Thanks to </w:t>
+      </w:r>
+      <w:r>
+        <w:rPr>
+          <w:b/>
+          <w:color w:val="1F1F1F"/>
+        </w:rPr>
+        <w:t>Francesco Filippini</w:t>
+      </w:r>
+      <w:r>
+        <w:rPr>
+          <w:b/>
+          <w:color w:val="1F1F1F"/>
+        </w:rPr>
+        <w:t xml:space="preserve"> </w:t>
+      </w:r>
+      <w:r>
+        <w:rPr>
+          <w:b w:val="false"/>
+          <w:bCs w:val="false"/>
+          <w:color w:val="1F1F1F"/>
+        </w:rPr>
+        <w:t>for contributing this code!</w:t>
+      </w:r>
+    </w:p>
+    <w:p>
+      <w:pPr>
+        <w:pStyle w:val="Normal"/>
+        <w:spacing w:before="0" w:after="160"/>
+        <w:rPr/>
+      </w:pPr>
+      <w:r>
+        <w:rPr>
+          <w:b w:val="false"/>
+          <w:bCs w:val="false"/>
+          <w:color w:val="1F1F1F"/>
+        </w:rPr>
+        <w:t>Changed brush icons</w:t>
+      </w:r>
+    </w:p>
     <w:sectPr>
+      <w:type w:val="nextPage"/>
       <w:pgSz w:w="12240" w:h="15840"/>
-      <w:pgMar w:top="720" w:right="720" w:bottom="720" w:left="720" w:header="720" w:footer="720" w:gutter="0"/>
-      <w:cols w:space="720"/>
-      <w:docGrid w:linePitch="360"/>
+      <w:pgMar w:left="720" w:right="720" w:gutter="0" w:header="0" w:top="720" w:footer="0" w:bottom="720"/>
+      <w:pgNumType w:fmt="decimal"/>
+      <w:formProt w:val="false"/>
+      <w:textDirection w:val="lrTb"/>
+      <w:docGrid w:type="default" w:linePitch="360" w:charSpace="4096"/>
     </w:sectPr>
   </w:body>
 </w:document>
 </file>
 
 <file path=word/numbering.xml><?xml version="1.0" encoding="utf-8"?>
-<w:numbering xmlns:wpc="http://schemas.microsoft.com/office/word/2010/wordprocessingCanvas" xmlns:cx="http://schemas.microsoft.com/office/drawing/2014/chartex" xmlns:cx1="http://schemas.microsoft.com/office/drawing/2015/9/8/chartex" xmlns:cx2="http://schemas.microsoft.com/office/drawing/2015/10/21/chartex" xmlns:cx3="http://schemas.microsoft.com/office/drawing/2016/5/9/chartex" xmlns:cx4="http://schemas.microsoft.com/office/drawing/2016/5/10/chartex" xmlns:cx5="http://schemas.microsoft.com/office/drawing/2016/5/11/chartex" xmlns:cx6="http://schemas.microsoft.com/office/drawing/2016/5/12/chartex" xmlns:cx7="http://schemas.microsoft.com/office/drawing/2016/5/13/chartex" xmlns:cx8="http://schemas.microsoft.com/office/drawing/2016/5/14/chartex" xmlns:mc="http://schemas.openxmlformats.org/markup-compatibility/2006" xmlns:aink="http://schemas.microsoft.com/office/drawing/2016/ink" xmlns:am3d="http://schemas.microsoft.com/office/drawing/2017/model3d" xmlns:o="urn:schemas-microsoft-com:office:office" xmlns:r="http://schemas.openxmlformats.org/officeDocument/2006/relationships" xmlns:m="http://schemas.openxmlformats.org/officeDocument/2006/math" xmlns:v="urn:schemas-microsoft-com:vml" xmlns:wp14="http://schemas.microsoft.com/office/word/2010/wordprocessingDrawing" xmlns:wp="http://schemas.openxmlformats.org/drawingml/2006/wordprocessingDrawing" xmlns:w10="urn:schemas-microsoft-com:office:word" xmlns:w="http://schemas.openxmlformats.org/wordprocessingml/2006/main" xmlns:w14="http://schemas.microsoft.com/office/word/2010/wordml" xmlns:w15="http://schemas.microsoft.com/office/word/2012/wordml" xmlns:w16cid="http://schemas.microsoft.com/office/word/2016/wordml/cid" xmlns:w16se="http://schemas.microsoft.com/office/word/2015/wordml/symex" xmlns:wpg="http://schemas.microsoft.com/office/word/2010/wordprocessingGroup" xmlns:wpi="http://schemas.microsoft.com/office/word/2010/wordprocessingInk" xmlns:wne="http://schemas.microsoft.com/office/word/2006/wordml" xmlns:wps="http://schemas.microsoft.com/office/word/2010/wordprocessingShape" mc:Ignorable="w14 w15 w16se w16cid wp14">
-  <w:abstractNum w:abstractNumId="0" w15:restartNumberingAfterBreak="0">
-    <w:nsid w:val="1482775B"/>
-    <w:multiLevelType w:val="multilevel"/>
-    <w:tmpl w:val="1DF23420"/>
+<w:numbering xmlns:w="http://schemas.openxmlformats.org/wordprocessingml/2006/main" xmlns:o="urn:schemas-microsoft-com:office:office" xmlns:r="http://schemas.openxmlformats.org/officeDocument/2006/relationships" xmlns:v="urn:schemas-microsoft-com:vml" xmlns:mc="http://schemas.openxmlformats.org/markup-compatibility/2006" xmlns:w14="http://schemas.microsoft.com/office/word/2010/wordml" mc:Ignorable="w14">
+  <w:abstractNum w:abstractNumId="1">
     <w:lvl w:ilvl="0">
       <w:start w:val="1"/>
       <w:numFmt w:val="decimal"/>
-      <w:pStyle w:val="Heading1"/>
       <w:lvlText w:val="%1"/>
       <w:lvlJc w:val="left"/>
       <w:pPr>
+        <w:tabs>
+          <w:tab w:val="num" w:pos="0"/>
+        </w:tabs>
         <w:ind w:left="432" w:hanging="432"/>
       </w:pPr>
+      <w:rPr/>
     </w:lvl>
     <w:lvl w:ilvl="1">
       <w:start w:val="1"/>
       <w:numFmt w:val="decimal"/>
-      <w:pStyle w:val="Heading2"/>
       <w:lvlText w:val="%1.%2"/>
       <w:lvlJc w:val="left"/>
       <w:pPr>
+        <w:tabs>
+          <w:tab w:val="num" w:pos="0"/>
+        </w:tabs>
         <w:ind w:left="576" w:hanging="576"/>
       </w:pPr>
+      <w:rPr/>
     </w:lvl>
     <w:lvl w:ilvl="2">
       <w:start w:val="1"/>
       <w:numFmt w:val="decimal"/>
-      <w:pStyle w:val="Heading3"/>
       <w:lvlText w:val="%1.%2.%3"/>
       <w:lvlJc w:val="left"/>
       <w:pPr>
+        <w:tabs>
+          <w:tab w:val="num" w:pos="0"/>
+        </w:tabs>
         <w:ind w:left="720" w:hanging="720"/>
       </w:pPr>
+      <w:rPr/>
     </w:lvl>
     <w:lvl w:ilvl="3">
       <w:start w:val="1"/>
       <w:numFmt w:val="decimal"/>
-      <w:pStyle w:val="Heading4"/>
       <w:lvlText w:val="%1.%2.%3.%4"/>
       <w:lvlJc w:val="left"/>
       <w:pPr>
+        <w:tabs>
+          <w:tab w:val="num" w:pos="0"/>
+        </w:tabs>
         <w:ind w:left="864" w:hanging="864"/>
       </w:pPr>
+      <w:rPr/>
     </w:lvl>
     <w:lvl w:ilvl="4">
       <w:start w:val="1"/>
       <w:numFmt w:val="decimal"/>
-      <w:pStyle w:val="Heading5"/>
       <w:lvlText w:val="%1.%2.%3.%4.%5"/>
       <w:lvlJc w:val="left"/>
       <w:pPr>
+        <w:tabs>
+          <w:tab w:val="num" w:pos="0"/>
+        </w:tabs>
         <w:ind w:left="1008" w:hanging="1008"/>
       </w:pPr>
+      <w:rPr/>
     </w:lvl>
     <w:lvl w:ilvl="5">
       <w:start w:val="1"/>
       <w:numFmt w:val="decimal"/>
-      <w:pStyle w:val="Heading6"/>
       <w:lvlText w:val="%1.%2.%3.%4.%5.%6"/>
       <w:lvlJc w:val="left"/>
       <w:pPr>
+        <w:tabs>
+          <w:tab w:val="num" w:pos="0"/>
+        </w:tabs>
         <w:ind w:left="1152" w:hanging="1152"/>
       </w:pPr>
+      <w:rPr/>
     </w:lvl>
     <w:lvl w:ilvl="6">
       <w:start w:val="1"/>
       <w:numFmt w:val="decimal"/>
-      <w:pStyle w:val="Heading7"/>
       <w:lvlText w:val="%1.%2.%3.%4.%5.%6.%7"/>
       <w:lvlJc w:val="left"/>
       <w:pPr>
+        <w:tabs>
+          <w:tab w:val="num" w:pos="0"/>
+        </w:tabs>
         <w:ind w:left="1296" w:hanging="1296"/>
       </w:pPr>
+      <w:rPr/>
     </w:lvl>
     <w:lvl w:ilvl="7">
       <w:start w:val="1"/>
       <w:numFmt w:val="decimal"/>
-      <w:pStyle w:val="Heading8"/>
       <w:lvlText w:val="%1.%2.%3.%4.%5.%6.%7.%8"/>
       <w:lvlJc w:val="left"/>
       <w:pPr>
+        <w:tabs>
+          <w:tab w:val="num" w:pos="0"/>
+        </w:tabs>
         <w:ind w:left="1440" w:hanging="1440"/>
       </w:pPr>
+      <w:rPr/>
     </w:lvl>
     <w:lvl w:ilvl="8">
       <w:start w:val="1"/>
       <w:numFmt w:val="decimal"/>
-      <w:pStyle w:val="Heading9"/>
       <w:lvlText w:val="%1.%2.%3.%4.%5.%6.%7.%8.%9"/>
       <w:lvlJc w:val="left"/>
       <w:pPr>
+        <w:tabs>
+          <w:tab w:val="num" w:pos="0"/>
+        </w:tabs>
         <w:ind w:left="1584" w:hanging="1584"/>
       </w:pPr>
+      <w:rPr/>
     </w:lvl>
   </w:abstractNum>
-  <w:abstractNum w:abstractNumId="1" w15:restartNumberingAfterBreak="0">
-    <w:nsid w:val="29F31ABB"/>
-    <w:multiLevelType w:val="hybridMultilevel"/>
-    <w:tmpl w:val="2F68358A"/>
-    <w:lvl w:ilvl="0" w:tplc="0409000F">
+  <w:abstractNum w:abstractNumId="2">
+    <w:lvl w:ilvl="0">
       <w:start w:val="1"/>
       <w:numFmt w:val="decimal"/>
       <w:lvlText w:val="%1."/>
       <w:lvlJc w:val="left"/>
       <w:pPr>
+        <w:tabs>
+          <w:tab w:val="num" w:pos="0"/>
+        </w:tabs>
         <w:ind w:left="720" w:hanging="360"/>
       </w:pPr>
-      <w:rPr>
-        <w:rFonts w:hint="default"/>
-      </w:rPr>
-    </w:lvl>
-    <w:lvl w:ilvl="1" w:tplc="04090019" w:tentative="1">
+      <w:rPr/>
+    </w:lvl>
+    <w:lvl w:ilvl="1">
       <w:start w:val="1"/>
       <w:numFmt w:val="lowerLetter"/>
       <w:lvlText w:val="%2."/>
       <w:lvlJc w:val="left"/>
       <w:pPr>
+        <w:tabs>
+          <w:tab w:val="num" w:pos="0"/>
+        </w:tabs>
         <w:ind w:left="1440" w:hanging="360"/>
       </w:pPr>
-    </w:lvl>
-    <w:lvl w:ilvl="2" w:tplc="0409001B" w:tentative="1">
+      <w:rPr/>
+    </w:lvl>
+    <w:lvl w:ilvl="2">
       <w:start w:val="1"/>
       <w:numFmt w:val="lowerRoman"/>
       <w:lvlText w:val="%3."/>
       <w:lvlJc w:val="right"/>
       <w:pPr>
+        <w:tabs>
+          <w:tab w:val="num" w:pos="0"/>
+        </w:tabs>
         <w:ind w:left="2160" w:hanging="180"/>
       </w:pPr>
-    </w:lvl>
-    <w:lvl w:ilvl="3" w:tplc="0409000F" w:tentative="1">
+      <w:rPr/>
+    </w:lvl>
+    <w:lvl w:ilvl="3">
       <w:start w:val="1"/>
       <w:numFmt w:val="decimal"/>
       <w:lvlText w:val="%4."/>
       <w:lvlJc w:val="left"/>
       <w:pPr>
+        <w:tabs>
+          <w:tab w:val="num" w:pos="0"/>
+        </w:tabs>
         <w:ind w:left="2880" w:hanging="360"/>
       </w:pPr>
-    </w:lvl>
-    <w:lvl w:ilvl="4" w:tplc="04090019" w:tentative="1">
+      <w:rPr/>
+    </w:lvl>
+    <w:lvl w:ilvl="4">
       <w:start w:val="1"/>
       <w:numFmt w:val="lowerLetter"/>
       <w:lvlText w:val="%5."/>
       <w:lvlJc w:val="left"/>
       <w:pPr>
+        <w:tabs>
+          <w:tab w:val="num" w:pos="0"/>
+        </w:tabs>
         <w:ind w:left="3600" w:hanging="360"/>
       </w:pPr>
-    </w:lvl>
-    <w:lvl w:ilvl="5" w:tplc="0409001B" w:tentative="1">
+      <w:rPr/>
+    </w:lvl>
+    <w:lvl w:ilvl="5">
       <w:start w:val="1"/>
       <w:numFmt w:val="lowerRoman"/>
       <w:lvlText w:val="%6."/>
       <w:lvlJc w:val="right"/>
       <w:pPr>
+        <w:tabs>
+          <w:tab w:val="num" w:pos="0"/>
+        </w:tabs>
         <w:ind w:left="4320" w:hanging="180"/>
       </w:pPr>
-    </w:lvl>
-    <w:lvl w:ilvl="6" w:tplc="0409000F" w:tentative="1">
+      <w:rPr/>
+    </w:lvl>
+    <w:lvl w:ilvl="6">
       <w:start w:val="1"/>
       <w:numFmt w:val="decimal"/>
       <w:lvlText w:val="%7."/>
       <w:lvlJc w:val="left"/>
       <w:pPr>
+        <w:tabs>
+          <w:tab w:val="num" w:pos="0"/>
+        </w:tabs>
         <w:ind w:left="5040" w:hanging="360"/>
       </w:pPr>
-    </w:lvl>
-    <w:lvl w:ilvl="7" w:tplc="04090019" w:tentative="1">
+      <w:rPr/>
+    </w:lvl>
+    <w:lvl w:ilvl="7">
       <w:start w:val="1"/>
       <w:numFmt w:val="lowerLetter"/>
       <w:lvlText w:val="%8."/>
       <w:lvlJc w:val="left"/>
       <w:pPr>
+        <w:tabs>
+          <w:tab w:val="num" w:pos="0"/>
+        </w:tabs>
         <w:ind w:left="5760" w:hanging="360"/>
       </w:pPr>
-    </w:lvl>
-    <w:lvl w:ilvl="8" w:tplc="0409001B" w:tentative="1">
+      <w:rPr/>
+    </w:lvl>
+    <w:lvl w:ilvl="8">
       <w:start w:val="1"/>
       <w:numFmt w:val="lowerRoman"/>
       <w:lvlText w:val="%9."/>
       <w:lvlJc w:val="right"/>
       <w:pPr>
+        <w:tabs>
+          <w:tab w:val="num" w:pos="0"/>
+        </w:tabs>
         <w:ind w:left="6480" w:hanging="180"/>
       </w:pPr>
+      <w:rPr/>
+    </w:lvl>
+  </w:abstractNum>
+  <w:abstractNum w:abstractNumId="3">
+    <w:lvl w:ilvl="0">
+      <w:start w:val="1"/>
+      <w:numFmt w:val="bullet"/>
+      <w:lvlText w:val=""/>
+      <w:lvlJc w:val="left"/>
+      <w:pPr>
+        <w:tabs>
+          <w:tab w:val="num" w:pos="0"/>
+        </w:tabs>
+        <w:ind w:left="720" w:hanging="360"/>
+      </w:pPr>
+      <w:rPr>
+        <w:rFonts w:ascii="Symbol" w:hAnsi="Symbol" w:cs="Symbol" w:hint="default"/>
+      </w:rPr>
+    </w:lvl>
+    <w:lvl w:ilvl="1">
+      <w:start w:val="1"/>
+      <w:numFmt w:val="bullet"/>
+      <w:lvlText w:val="o"/>
+      <w:lvlJc w:val="left"/>
+      <w:pPr>
+        <w:tabs>
+          <w:tab w:val="num" w:pos="0"/>
+        </w:tabs>
+        <w:ind w:left="1440" w:hanging="360"/>
+      </w:pPr>
+      <w:rPr>
+        <w:rFonts w:ascii="Courier New" w:hAnsi="Courier New" w:cs="Courier New" w:hint="default"/>
+      </w:rPr>
+    </w:lvl>
+    <w:lvl w:ilvl="2">
+      <w:start w:val="1"/>
+      <w:numFmt w:val="bullet"/>
+      <w:lvlText w:val=""/>
+      <w:lvlJc w:val="left"/>
+      <w:pPr>
+        <w:tabs>
+          <w:tab w:val="num" w:pos="0"/>
+        </w:tabs>
+        <w:ind w:left="2160" w:hanging="360"/>
+      </w:pPr>
+      <w:rPr>
+        <w:rFonts w:ascii="Wingdings" w:hAnsi="Wingdings" w:cs="Wingdings" w:hint="default"/>
+      </w:rPr>
+    </w:lvl>
+    <w:lvl w:ilvl="3">
+      <w:start w:val="1"/>
+      <w:numFmt w:val="bullet"/>
+      <w:lvlText w:val=""/>
+      <w:lvlJc w:val="left"/>
+      <w:pPr>
+        <w:tabs>
+          <w:tab w:val="num" w:pos="0"/>
+        </w:tabs>
+        <w:ind w:left="2880" w:hanging="360"/>
+      </w:pPr>
+      <w:rPr>
+        <w:rFonts w:ascii="Symbol" w:hAnsi="Symbol" w:cs="Symbol" w:hint="default"/>
+      </w:rPr>
+    </w:lvl>
+    <w:lvl w:ilvl="4">
+      <w:start w:val="1"/>
+      <w:numFmt w:val="bullet"/>
+      <w:lvlText w:val="o"/>
+      <w:lvlJc w:val="left"/>
+      <w:pPr>
+        <w:tabs>
+          <w:tab w:val="num" w:pos="0"/>
+        </w:tabs>
+        <w:ind w:left="3600" w:hanging="360"/>
+      </w:pPr>
+      <w:rPr>
+        <w:rFonts w:ascii="Courier New" w:hAnsi="Courier New" w:cs="Courier New" w:hint="default"/>
+      </w:rPr>
+    </w:lvl>
+    <w:lvl w:ilvl="5">
+      <w:start w:val="1"/>
+      <w:numFmt w:val="bullet"/>
+      <w:lvlText w:val=""/>
+      <w:lvlJc w:val="left"/>
+      <w:pPr>
+        <w:tabs>
+          <w:tab w:val="num" w:pos="0"/>
+        </w:tabs>
+        <w:ind w:left="4320" w:hanging="360"/>
+      </w:pPr>
+      <w:rPr>
+        <w:rFonts w:ascii="Wingdings" w:hAnsi="Wingdings" w:cs="Wingdings" w:hint="default"/>
+      </w:rPr>
+    </w:lvl>
+    <w:lvl w:ilvl="6">
+      <w:start w:val="1"/>
+      <w:numFmt w:val="bullet"/>
+      <w:lvlText w:val=""/>
+      <w:lvlJc w:val="left"/>
+      <w:pPr>
+        <w:tabs>
+          <w:tab w:val="num" w:pos="0"/>
+        </w:tabs>
+        <w:ind w:left="5040" w:hanging="360"/>
+      </w:pPr>
+      <w:rPr>
+        <w:rFonts w:ascii="Symbol" w:hAnsi="Symbol" w:cs="Symbol" w:hint="default"/>
+      </w:rPr>
+    </w:lvl>
+    <w:lvl w:ilvl="7">
+      <w:start w:val="1"/>
+      <w:numFmt w:val="bullet"/>
+      <w:lvlText w:val="o"/>
+      <w:lvlJc w:val="left"/>
+      <w:pPr>
+        <w:tabs>
+          <w:tab w:val="num" w:pos="0"/>
+        </w:tabs>
+        <w:ind w:left="5760" w:hanging="360"/>
+      </w:pPr>
+      <w:rPr>
+        <w:rFonts w:ascii="Courier New" w:hAnsi="Courier New" w:cs="Courier New" w:hint="default"/>
+      </w:rPr>
+    </w:lvl>
+    <w:lvl w:ilvl="8">
+      <w:start w:val="1"/>
+      <w:numFmt w:val="bullet"/>
+      <w:lvlText w:val=""/>
+      <w:lvlJc w:val="left"/>
+      <w:pPr>
+        <w:tabs>
+          <w:tab w:val="num" w:pos="0"/>
+        </w:tabs>
+        <w:ind w:left="6480" w:hanging="360"/>
+      </w:pPr>
+      <w:rPr>
+        <w:rFonts w:ascii="Wingdings" w:hAnsi="Wingdings" w:cs="Wingdings" w:hint="default"/>
+      </w:rPr>
+    </w:lvl>
+  </w:abstractNum>
+  <w:abstractNum w:abstractNumId="4">
+    <w:lvl w:ilvl="0">
+      <w:start w:val="1"/>
+      <w:numFmt w:val="decimal"/>
+      <w:lvlText w:val="%1"/>
+      <w:lvlJc w:val="left"/>
+      <w:pPr>
+        <w:tabs>
+          <w:tab w:val="num" w:pos="0"/>
+        </w:tabs>
+        <w:ind w:left="432" w:hanging="432"/>
+      </w:pPr>
+      <w:rPr/>
+    </w:lvl>
+    <w:lvl w:ilvl="1">
+      <w:start w:val="1"/>
+      <w:numFmt w:val="decimal"/>
+      <w:lvlText w:val="%1.%2"/>
+      <w:lvlJc w:val="left"/>
+      <w:pPr>
+        <w:tabs>
+          <w:tab w:val="num" w:pos="0"/>
+        </w:tabs>
+        <w:ind w:left="576" w:hanging="576"/>
+      </w:pPr>
+      <w:rPr/>
+    </w:lvl>
+    <w:lvl w:ilvl="2">
+      <w:start w:val="1"/>
+      <w:numFmt w:val="decimal"/>
+      <w:lvlText w:val="%1.%2.%3"/>
+      <w:lvlJc w:val="left"/>
+      <w:pPr>
+        <w:tabs>
+          <w:tab w:val="num" w:pos="0"/>
+        </w:tabs>
+        <w:ind w:left="720" w:hanging="720"/>
+      </w:pPr>
+      <w:rPr/>
+    </w:lvl>
+    <w:lvl w:ilvl="3">
+      <w:start w:val="1"/>
+      <w:numFmt w:val="decimal"/>
+      <w:lvlText w:val="%1.%2.%3.%4"/>
+      <w:lvlJc w:val="left"/>
+      <w:pPr>
+        <w:tabs>
+          <w:tab w:val="num" w:pos="0"/>
+        </w:tabs>
+        <w:ind w:left="864" w:hanging="864"/>
+      </w:pPr>
+      <w:rPr/>
+    </w:lvl>
+    <w:lvl w:ilvl="4">
+      <w:start w:val="1"/>
+      <w:numFmt w:val="decimal"/>
+      <w:lvlText w:val="%1.%2.%3.%4.%5"/>
+      <w:lvlJc w:val="left"/>
+      <w:pPr>
+        <w:tabs>
+          <w:tab w:val="num" w:pos="0"/>
+        </w:tabs>
+        <w:ind w:left="1008" w:hanging="1008"/>
+      </w:pPr>
+      <w:rPr/>
+    </w:lvl>
+    <w:lvl w:ilvl="5">
+      <w:start w:val="1"/>
+      <w:numFmt w:val="decimal"/>
+      <w:lvlText w:val="%1.%2.%3.%4.%5.%6"/>
+      <w:lvlJc w:val="left"/>
+      <w:pPr>
+        <w:tabs>
+          <w:tab w:val="num" w:pos="0"/>
+        </w:tabs>
+        <w:ind w:left="1152" w:hanging="1152"/>
+      </w:pPr>
+      <w:rPr/>
+    </w:lvl>
+    <w:lvl w:ilvl="6">
+      <w:start w:val="1"/>
+      <w:numFmt w:val="decimal"/>
+      <w:lvlText w:val="%1.%2.%3.%4.%5.%6.%7"/>
+      <w:lvlJc w:val="left"/>
+      <w:pPr>
+        <w:tabs>
+          <w:tab w:val="num" w:pos="0"/>
+        </w:tabs>
+        <w:ind w:left="1296" w:hanging="1296"/>
+      </w:pPr>
+      <w:rPr/>
+    </w:lvl>
+    <w:lvl w:ilvl="7">
+      <w:start w:val="1"/>
+      <w:numFmt w:val="decimal"/>
+      <w:lvlText w:val="%1.%2.%3.%4.%5.%6.%7.%8"/>
+      <w:lvlJc w:val="left"/>
+      <w:pPr>
+        <w:tabs>
+          <w:tab w:val="num" w:pos="0"/>
+        </w:tabs>
+        <w:ind w:left="1440" w:hanging="1440"/>
+      </w:pPr>
+      <w:rPr/>
+    </w:lvl>
+    <w:lvl w:ilvl="8">
+      <w:start w:val="1"/>
+      <w:numFmt w:val="decimal"/>
+      <w:lvlText w:val="%1.%2.%3.%4.%5.%6.%7.%8.%9"/>
+      <w:lvlJc w:val="left"/>
+      <w:pPr>
+        <w:tabs>
+          <w:tab w:val="num" w:pos="0"/>
+        </w:tabs>
+        <w:ind w:left="1584" w:hanging="1584"/>
+      </w:pPr>
+      <w:rPr/>
     </w:lvl>
   </w:abstractNum>
   <w:num w:numId="1">
-    <w:abstractNumId w:val="0"/>
+    <w:abstractNumId w:val="1"/>
   </w:num>
   <w:num w:numId="2">
-    <w:abstractNumId w:val="0"/>
+    <w:abstractNumId w:val="2"/>
   </w:num>
   <w:num w:numId="3">
-    <w:abstractNumId w:val="0"/>
+    <w:abstractNumId w:val="3"/>
   </w:num>
   <w:num w:numId="4">
-    <w:abstractNumId w:val="0"/>
-  </w:num>
-  <w:num w:numId="5">
-    <w:abstractNumId w:val="0"/>
-  </w:num>
-  <w:num w:numId="6">
-    <w:abstractNumId w:val="0"/>
-  </w:num>
-  <w:num w:numId="7">
-    <w:abstractNumId w:val="0"/>
-  </w:num>
-  <w:num w:numId="8">
-    <w:abstractNumId w:val="0"/>
-  </w:num>
-  <w:num w:numId="9">
-    <w:abstractNumId w:val="0"/>
-  </w:num>
-  <w:num w:numId="10">
-    <w:abstractNumId w:val="0"/>
-  </w:num>
-  <w:num w:numId="11">
-    <w:abstractNumId w:val="1"/>
+    <w:abstractNumId w:val="4"/>
   </w:num>
 </w:numbering>
 </file>
 
 <file path=word/styles.xml><?xml version="1.0" encoding="utf-8"?>
-<w:styles xmlns:mc="http://schemas.openxmlformats.org/markup-compatibility/2006" xmlns:r="http://schemas.openxmlformats.org/officeDocument/2006/relationships" xmlns:w="http://schemas.openxmlformats.org/wordprocessingml/2006/main" xmlns:w14="http://schemas.microsoft.com/office/word/2010/wordml" xmlns:w15="http://schemas.microsoft.com/office/word/2012/wordml" xmlns:w16cid="http://schemas.microsoft.com/office/word/2016/wordml/cid" xmlns:w16se="http://schemas.microsoft.com/office/word/2015/wordml/symex" mc:Ignorable="w14 w15 w16se w16cid">
+<w:styles xmlns:w="http://schemas.openxmlformats.org/wordprocessingml/2006/main" xmlns:w14="http://schemas.microsoft.com/office/word/2010/wordml" xmlns:mc="http://schemas.openxmlformats.org/markup-compatibility/2006" mc:Ignorable="w14">
   <w:docDefaults>
     <w:rPrDefault>
       <w:rPr>
-        <w:rFonts w:asciiTheme="minorHAnsi" w:eastAsiaTheme="minorEastAsia" w:hAnsiTheme="minorHAnsi" w:cstheme="minorBidi"/>
+        <w:rFonts w:ascii="Calibri" w:hAnsi="Calibri" w:eastAsia="" w:cs="" w:asciiTheme="minorHAnsi" w:cstheme="minorBidi" w:eastAsiaTheme="minorEastAsia" w:hAnsiTheme="minorHAnsi"/>
         <w:sz w:val="22"/>
         <w:szCs w:val="22"/>
         <w:lang w:val="en-US" w:eastAsia="en-US" w:bidi="ar-SA"/>
@@ -1009,21 +1583,21 @@
     </w:rPrDefault>
     <w:pPrDefault>
       <w:pPr>
-        <w:spacing w:after="160" w:line="259" w:lineRule="auto"/>
+        <w:suppressAutoHyphens w:val="true"/>
       </w:pPr>
     </w:pPrDefault>
   </w:docDefaults>
   <w:latentStyles w:defLockedState="0" w:defUIPriority="99" w:defSemiHidden="0" w:defUnhideWhenUsed="0" w:defQFormat="0" w:count="375">
     <w:lsdException w:name="Normal" w:uiPriority="0" w:qFormat="1"/>
     <w:lsdException w:name="heading 1" w:uiPriority="9" w:qFormat="1"/>
-    <w:lsdException w:name="heading 2" w:semiHidden="1" w:uiPriority="9" w:unhideWhenUsed="1" w:qFormat="1"/>
-    <w:lsdException w:name="heading 3" w:semiHidden="1" w:uiPriority="9" w:unhideWhenUsed="1" w:qFormat="1"/>
-    <w:lsdException w:name="heading 4" w:semiHidden="1" w:uiPriority="9" w:unhideWhenUsed="1" w:qFormat="1"/>
-    <w:lsdException w:name="heading 5" w:semiHidden="1" w:uiPriority="9" w:unhideWhenUsed="1" w:qFormat="1"/>
-    <w:lsdException w:name="heading 6" w:semiHidden="1" w:uiPriority="9" w:unhideWhenUsed="1" w:qFormat="1"/>
-    <w:lsdException w:name="heading 7" w:semiHidden="1" w:uiPriority="9" w:unhideWhenUsed="1" w:qFormat="1"/>
-    <w:lsdException w:name="heading 8" w:semiHidden="1" w:uiPriority="9" w:unhideWhenUsed="1" w:qFormat="1"/>
-    <w:lsdException w:name="heading 9" w:semiHidden="1" w:uiPriority="9" w:unhideWhenUsed="1" w:qFormat="1"/>
+    <w:lsdException w:name="heading 2" w:uiPriority="9" w:semiHidden="1" w:unhideWhenUsed="1" w:qFormat="1"/>
+    <w:lsdException w:name="heading 3" w:uiPriority="9" w:semiHidden="1" w:unhideWhenUsed="1" w:qFormat="1"/>
+    <w:lsdException w:name="heading 4" w:uiPriority="9" w:semiHidden="1" w:unhideWhenUsed="1" w:qFormat="1"/>
+    <w:lsdException w:name="heading 5" w:uiPriority="9" w:semiHidden="1" w:unhideWhenUsed="1" w:qFormat="1"/>
+    <w:lsdException w:name="heading 6" w:uiPriority="9" w:semiHidden="1" w:unhideWhenUsed="1" w:qFormat="1"/>
+    <w:lsdException w:name="heading 7" w:uiPriority="9" w:semiHidden="1" w:unhideWhenUsed="1" w:qFormat="1"/>
+    <w:lsdException w:name="heading 8" w:uiPriority="9" w:semiHidden="1" w:unhideWhenUsed="1" w:qFormat="1"/>
+    <w:lsdException w:name="heading 9" w:uiPriority="9" w:semiHidden="1" w:unhideWhenUsed="1" w:qFormat="1"/>
     <w:lsdException w:name="index 1" w:semiHidden="1" w:unhideWhenUsed="1"/>
     <w:lsdException w:name="index 2" w:semiHidden="1" w:unhideWhenUsed="1"/>
     <w:lsdException w:name="index 3" w:semiHidden="1" w:unhideWhenUsed="1"/>
@@ -1033,22 +1607,22 @@
     <w:lsdException w:name="index 7" w:semiHidden="1" w:unhideWhenUsed="1"/>
     <w:lsdException w:name="index 8" w:semiHidden="1" w:unhideWhenUsed="1"/>
     <w:lsdException w:name="index 9" w:semiHidden="1" w:unhideWhenUsed="1"/>
-    <w:lsdException w:name="toc 1" w:semiHidden="1" w:uiPriority="39" w:unhideWhenUsed="1"/>
-    <w:lsdException w:name="toc 2" w:semiHidden="1" w:uiPriority="39" w:unhideWhenUsed="1"/>
-    <w:lsdException w:name="toc 3" w:semiHidden="1" w:uiPriority="39" w:unhideWhenUsed="1"/>
-    <w:lsdException w:name="toc 4" w:semiHidden="1" w:uiPriority="39" w:unhideWhenUsed="1"/>
-    <w:lsdException w:name="toc 5" w:semiHidden="1" w:uiPriority="39" w:unhideWhenUsed="1"/>
-    <w:lsdException w:name="toc 6" w:semiHidden="1" w:uiPriority="39" w:unhideWhenUsed="1"/>
-    <w:lsdException w:name="toc 7" w:semiHidden="1" w:uiPriority="39" w:unhideWhenUsed="1"/>
-    <w:lsdException w:name="toc 8" w:semiHidden="1" w:uiPriority="39" w:unhideWhenUsed="1"/>
-    <w:lsdException w:name="toc 9" w:semiHidden="1" w:uiPriority="39" w:unhideWhenUsed="1"/>
+    <w:lsdException w:name="toc 1" w:uiPriority="39" w:semiHidden="1" w:unhideWhenUsed="1"/>
+    <w:lsdException w:name="toc 2" w:uiPriority="39" w:semiHidden="1" w:unhideWhenUsed="1"/>
+    <w:lsdException w:name="toc 3" w:uiPriority="39" w:semiHidden="1" w:unhideWhenUsed="1"/>
+    <w:lsdException w:name="toc 4" w:uiPriority="39" w:semiHidden="1" w:unhideWhenUsed="1"/>
+    <w:lsdException w:name="toc 5" w:uiPriority="39" w:semiHidden="1" w:unhideWhenUsed="1"/>
+    <w:lsdException w:name="toc 6" w:uiPriority="39" w:semiHidden="1" w:unhideWhenUsed="1"/>
+    <w:lsdException w:name="toc 7" w:uiPriority="39" w:semiHidden="1" w:unhideWhenUsed="1"/>
+    <w:lsdException w:name="toc 8" w:uiPriority="39" w:semiHidden="1" w:unhideWhenUsed="1"/>
+    <w:lsdException w:name="toc 9" w:uiPriority="39" w:semiHidden="1" w:unhideWhenUsed="1"/>
     <w:lsdException w:name="Normal Indent" w:semiHidden="1" w:unhideWhenUsed="1"/>
     <w:lsdException w:name="footnote text" w:semiHidden="1" w:unhideWhenUsed="1"/>
     <w:lsdException w:name="annotation text" w:semiHidden="1" w:unhideWhenUsed="1"/>
     <w:lsdException w:name="header" w:semiHidden="1" w:unhideWhenUsed="1"/>
     <w:lsdException w:name="footer" w:semiHidden="1" w:unhideWhenUsed="1"/>
     <w:lsdException w:name="index heading" w:semiHidden="1" w:unhideWhenUsed="1"/>
-    <w:lsdException w:name="caption" w:semiHidden="1" w:uiPriority="35" w:unhideWhenUsed="1" w:qFormat="1"/>
+    <w:lsdException w:name="caption" w:uiPriority="35" w:semiHidden="1" w:unhideWhenUsed="1" w:qFormat="1"/>
     <w:lsdException w:name="table of figures" w:semiHidden="1" w:unhideWhenUsed="1"/>
     <w:lsdException w:name="envelope address" w:semiHidden="1" w:unhideWhenUsed="1"/>
     <w:lsdException w:name="envelope return" w:semiHidden="1" w:unhideWhenUsed="1"/>
@@ -1079,7 +1653,7 @@
     <w:lsdException w:name="Title" w:uiPriority="10" w:qFormat="1"/>
     <w:lsdException w:name="Closing" w:semiHidden="1" w:unhideWhenUsed="1"/>
     <w:lsdException w:name="Signature" w:semiHidden="1" w:unhideWhenUsed="1"/>
-    <w:lsdException w:name="Default Paragraph Font" w:semiHidden="1" w:uiPriority="1" w:unhideWhenUsed="1"/>
+    <w:lsdException w:name="Default Paragraph Font" w:uiPriority="1" w:semiHidden="1" w:unhideWhenUsed="1"/>
     <w:lsdException w:name="Body Text" w:semiHidden="1" w:unhideWhenUsed="1"/>
     <w:lsdException w:name="Body Text Indent" w:semiHidden="1" w:unhideWhenUsed="1"/>
     <w:lsdException w:name="List Continue" w:semiHidden="1" w:unhideWhenUsed="1"/>
@@ -1279,8 +1853,8 @@
     <w:lsdException w:name="Subtle Reference" w:uiPriority="31" w:qFormat="1"/>
     <w:lsdException w:name="Intense Reference" w:uiPriority="32" w:qFormat="1"/>
     <w:lsdException w:name="Book Title" w:uiPriority="33" w:qFormat="1"/>
-    <w:lsdException w:name="Bibliography" w:semiHidden="1" w:uiPriority="37" w:unhideWhenUsed="1"/>
-    <w:lsdException w:name="TOC Heading" w:semiHidden="1" w:uiPriority="39" w:unhideWhenUsed="1" w:qFormat="1"/>
+    <w:lsdException w:name="Bibliography" w:uiPriority="37" w:semiHidden="1" w:unhideWhenUsed="1"/>
+    <w:lsdException w:name="TOC Heading" w:uiPriority="39" w:semiHidden="1" w:unhideWhenUsed="1" w:qFormat="1"/>
     <w:lsdException w:name="Plain Table 1" w:uiPriority="41"/>
     <w:lsdException w:name="Plain Table 2" w:uiPriority="42"/>
     <w:lsdException w:name="Plain Table 3" w:uiPriority="43"/>
@@ -1390,33 +1964,48 @@
     <w:lsdException w:name="Hashtag" w:semiHidden="1" w:unhideWhenUsed="1"/>
     <w:lsdException w:name="Unresolved Mention" w:semiHidden="1" w:unhideWhenUsed="1"/>
   </w:latentStyles>
-  <w:style w:type="paragraph" w:default="1" w:styleId="Normal">
+  <w:style w:type="paragraph" w:styleId="Normal" w:default="1">
     <w:name w:val="Normal"/>
     <w:qFormat/>
-    <w:rsid w:val="00C54E82"/>
+    <w:rsid w:val="00c54e82"/>
+    <w:pPr>
+      <w:widowControl/>
+      <w:bidi w:val="0"/>
+      <w:spacing w:lineRule="auto" w:line="259" w:before="0" w:after="160"/>
+      <w:jc w:val="left"/>
+    </w:pPr>
+    <w:rPr>
+      <w:rFonts w:ascii="Calibri" w:hAnsi="Calibri" w:eastAsia="" w:cs="" w:asciiTheme="minorHAnsi" w:cstheme="minorBidi" w:eastAsiaTheme="minorEastAsia" w:hAnsiTheme="minorHAnsi"/>
+      <w:color w:val="auto"/>
+      <w:kern w:val="0"/>
+      <w:sz w:val="22"/>
+      <w:szCs w:val="22"/>
+      <w:lang w:val="en-US" w:eastAsia="en-US" w:bidi="ar-SA"/>
+    </w:rPr>
   </w:style>
   <w:style w:type="paragraph" w:styleId="Heading1">
-    <w:name w:val="heading 1"/>
+    <w:name w:val="Heading 1"/>
     <w:basedOn w:val="Normal"/>
     <w:next w:val="Normal"/>
     <w:link w:val="Heading1Char"/>
     <w:uiPriority w:val="9"/>
     <w:qFormat/>
-    <w:rsid w:val="00C54E82"/>
+    <w:rsid w:val="00c54e82"/>
     <w:pPr>
-      <w:keepNext/>
+      <w:keepNext w:val="true"/>
       <w:keepLines/>
       <w:numPr>
-        <w:numId w:val="10"/>
+        <w:ilvl w:val="0"/>
+        <w:numId w:val="1"/>
       </w:numPr>
       <w:pBdr>
-        <w:bottom w:val="single" w:sz="4" w:space="1" w:color="595959" w:themeColor="text1" w:themeTint="A6"/>
+        <w:bottom w:val="single" w:sz="4" w:space="1" w:color="595959"/>
       </w:pBdr>
-      <w:spacing w:before="360"/>
+      <w:spacing w:before="360" w:after="160"/>
       <w:outlineLvl w:val="0"/>
     </w:pPr>
     <w:rPr>
-      <w:rFonts w:asciiTheme="majorHAnsi" w:eastAsiaTheme="majorEastAsia" w:hAnsiTheme="majorHAnsi" w:cstheme="majorBidi"/>
+      <w:rFonts w:ascii="Calibri Light" w:hAnsi="Calibri Light" w:eastAsia="" w:cs="" w:asciiTheme="majorHAnsi" w:cstheme="majorBidi" w:eastAsiaTheme="majorEastAsia" w:hAnsiTheme="majorHAnsi"/>
       <w:b/>
       <w:bCs/>
       <w:smallCaps/>
@@ -1426,26 +2015,26 @@
     </w:rPr>
   </w:style>
   <w:style w:type="paragraph" w:styleId="Heading2">
-    <w:name w:val="heading 2"/>
+    <w:name w:val="Heading 2"/>
     <w:basedOn w:val="Normal"/>
     <w:next w:val="Normal"/>
     <w:link w:val="Heading2Char"/>
     <w:uiPriority w:val="9"/>
     <w:unhideWhenUsed/>
     <w:qFormat/>
-    <w:rsid w:val="00C54E82"/>
+    <w:rsid w:val="00c54e82"/>
     <w:pPr>
-      <w:keepNext/>
+      <w:keepNext w:val="true"/>
       <w:keepLines/>
       <w:numPr>
         <w:ilvl w:val="1"/>
-        <w:numId w:val="10"/>
+        <w:numId w:val="1"/>
       </w:numPr>
       <w:spacing w:before="360" w:after="0"/>
       <w:outlineLvl w:val="1"/>
     </w:pPr>
     <w:rPr>
-      <w:rFonts w:asciiTheme="majorHAnsi" w:eastAsiaTheme="majorEastAsia" w:hAnsiTheme="majorHAnsi" w:cstheme="majorBidi"/>
+      <w:rFonts w:ascii="Calibri Light" w:hAnsi="Calibri Light" w:eastAsia="" w:cs="" w:asciiTheme="majorHAnsi" w:cstheme="majorBidi" w:eastAsiaTheme="majorEastAsia" w:hAnsiTheme="majorHAnsi"/>
       <w:b/>
       <w:bCs/>
       <w:smallCaps/>
@@ -1455,33 +2044,33 @@
     </w:rPr>
   </w:style>
   <w:style w:type="paragraph" w:styleId="Heading3">
-    <w:name w:val="heading 3"/>
+    <w:name w:val="Heading 3"/>
     <w:basedOn w:val="Normal"/>
     <w:next w:val="Normal"/>
     <w:link w:val="Heading3Char"/>
     <w:uiPriority w:val="9"/>
     <w:unhideWhenUsed/>
     <w:qFormat/>
-    <w:rsid w:val="00C54E82"/>
+    <w:rsid w:val="00c54e82"/>
     <w:pPr>
-      <w:keepNext/>
+      <w:keepNext w:val="true"/>
       <w:keepLines/>
       <w:numPr>
         <w:ilvl w:val="2"/>
-        <w:numId w:val="10"/>
+        <w:numId w:val="1"/>
       </w:numPr>
       <w:spacing w:before="200" w:after="0"/>
       <w:outlineLvl w:val="2"/>
     </w:pPr>
     <w:rPr>
-      <w:rFonts w:asciiTheme="majorHAnsi" w:eastAsiaTheme="majorEastAsia" w:hAnsiTheme="majorHAnsi" w:cstheme="majorBidi"/>
+      <w:rFonts w:ascii="Calibri Light" w:hAnsi="Calibri Light" w:eastAsia="" w:cs="" w:asciiTheme="majorHAnsi" w:cstheme="majorBidi" w:eastAsiaTheme="majorEastAsia" w:hAnsiTheme="majorHAnsi"/>
       <w:b/>
       <w:bCs/>
       <w:color w:val="000000" w:themeColor="text1"/>
     </w:rPr>
   </w:style>
   <w:style w:type="paragraph" w:styleId="Heading4">
-    <w:name w:val="heading 4"/>
+    <w:name w:val="Heading 4"/>
     <w:basedOn w:val="Normal"/>
     <w:next w:val="Normal"/>
     <w:link w:val="Heading4Char"/>
@@ -1489,19 +2078,19 @@
     <w:semiHidden/>
     <w:unhideWhenUsed/>
     <w:qFormat/>
-    <w:rsid w:val="00C54E82"/>
+    <w:rsid w:val="00c54e82"/>
     <w:pPr>
-      <w:keepNext/>
+      <w:keepNext w:val="true"/>
       <w:keepLines/>
       <w:numPr>
         <w:ilvl w:val="3"/>
-        <w:numId w:val="10"/>
+        <w:numId w:val="1"/>
       </w:numPr>
       <w:spacing w:before="200" w:after="0"/>
       <w:outlineLvl w:val="3"/>
     </w:pPr>
     <w:rPr>
-      <w:rFonts w:asciiTheme="majorHAnsi" w:eastAsiaTheme="majorEastAsia" w:hAnsiTheme="majorHAnsi" w:cstheme="majorBidi"/>
+      <w:rFonts w:ascii="Calibri Light" w:hAnsi="Calibri Light" w:eastAsia="" w:cs="" w:asciiTheme="majorHAnsi" w:cstheme="majorBidi" w:eastAsiaTheme="majorEastAsia" w:hAnsiTheme="majorHAnsi"/>
       <w:b/>
       <w:bCs/>
       <w:i/>
@@ -1510,7 +2099,7 @@
     </w:rPr>
   </w:style>
   <w:style w:type="paragraph" w:styleId="Heading5">
-    <w:name w:val="heading 5"/>
+    <w:name w:val="Heading 5"/>
     <w:basedOn w:val="Normal"/>
     <w:next w:val="Normal"/>
     <w:link w:val="Heading5Char"/>
@@ -1518,24 +2107,24 @@
     <w:semiHidden/>
     <w:unhideWhenUsed/>
     <w:qFormat/>
-    <w:rsid w:val="00C54E82"/>
+    <w:rsid w:val="00c54e82"/>
     <w:pPr>
-      <w:keepNext/>
+      <w:keepNext w:val="true"/>
       <w:keepLines/>
       <w:numPr>
         <w:ilvl w:val="4"/>
-        <w:numId w:val="10"/>
+        <w:numId w:val="1"/>
       </w:numPr>
       <w:spacing w:before="200" w:after="0"/>
       <w:outlineLvl w:val="4"/>
     </w:pPr>
     <w:rPr>
-      <w:rFonts w:asciiTheme="majorHAnsi" w:eastAsiaTheme="majorEastAsia" w:hAnsiTheme="majorHAnsi" w:cstheme="majorBidi"/>
-      <w:color w:val="323E4F" w:themeColor="text2" w:themeShade="BF"/>
+      <w:rFonts w:ascii="Calibri Light" w:hAnsi="Calibri Light" w:eastAsia="" w:cs="" w:asciiTheme="majorHAnsi" w:cstheme="majorBidi" w:eastAsiaTheme="majorEastAsia" w:hAnsiTheme="majorHAnsi"/>
+      <w:color w:val="323E4F" w:themeColor="text2" w:themeShade="bf"/>
     </w:rPr>
   </w:style>
   <w:style w:type="paragraph" w:styleId="Heading6">
-    <w:name w:val="heading 6"/>
+    <w:name w:val="Heading 6"/>
     <w:basedOn w:val="Normal"/>
     <w:next w:val="Normal"/>
     <w:link w:val="Heading6Char"/>
@@ -1543,26 +2132,26 @@
     <w:semiHidden/>
     <w:unhideWhenUsed/>
     <w:qFormat/>
-    <w:rsid w:val="00C54E82"/>
+    <w:rsid w:val="00c54e82"/>
     <w:pPr>
-      <w:keepNext/>
+      <w:keepNext w:val="true"/>
       <w:keepLines/>
       <w:numPr>
         <w:ilvl w:val="5"/>
-        <w:numId w:val="10"/>
+        <w:numId w:val="1"/>
       </w:numPr>
       <w:spacing w:before="200" w:after="0"/>
       <w:outlineLvl w:val="5"/>
     </w:pPr>
     <w:rPr>
-      <w:rFonts w:asciiTheme="majorHAnsi" w:eastAsiaTheme="majorEastAsia" w:hAnsiTheme="majorHAnsi" w:cstheme="majorBidi"/>
+      <w:rFonts w:ascii="Calibri Light" w:hAnsi="Calibri Light" w:eastAsia="" w:cs="" w:asciiTheme="majorHAnsi" w:cstheme="majorBidi" w:eastAsiaTheme="majorEastAsia" w:hAnsiTheme="majorHAnsi"/>
       <w:i/>
       <w:iCs/>
-      <w:color w:val="323E4F" w:themeColor="text2" w:themeShade="BF"/>
+      <w:color w:val="323E4F" w:themeColor="text2" w:themeShade="bf"/>
     </w:rPr>
   </w:style>
   <w:style w:type="paragraph" w:styleId="Heading7">
-    <w:name w:val="heading 7"/>
+    <w:name w:val="Heading 7"/>
     <w:basedOn w:val="Normal"/>
     <w:next w:val="Normal"/>
     <w:link w:val="Heading7Char"/>
@@ -1570,26 +2159,26 @@
     <w:semiHidden/>
     <w:unhideWhenUsed/>
     <w:qFormat/>
-    <w:rsid w:val="00C54E82"/>
+    <w:rsid w:val="00c54e82"/>
     <w:pPr>
-      <w:keepNext/>
+      <w:keepNext w:val="true"/>
       <w:keepLines/>
       <w:numPr>
         <w:ilvl w:val="6"/>
-        <w:numId w:val="10"/>
+        <w:numId w:val="1"/>
       </w:numPr>
       <w:spacing w:before="200" w:after="0"/>
       <w:outlineLvl w:val="6"/>
     </w:pPr>
     <w:rPr>
-      <w:rFonts w:asciiTheme="majorHAnsi" w:eastAsiaTheme="majorEastAsia" w:hAnsiTheme="majorHAnsi" w:cstheme="majorBidi"/>
+      <w:rFonts w:ascii="Calibri Light" w:hAnsi="Calibri Light" w:eastAsia="" w:cs="" w:asciiTheme="majorHAnsi" w:cstheme="majorBidi" w:eastAsiaTheme="majorEastAsia" w:hAnsiTheme="majorHAnsi"/>
       <w:i/>
       <w:iCs/>
-      <w:color w:val="404040" w:themeColor="text1" w:themeTint="BF"/>
+      <w:color w:val="404040" w:themeColor="text1" w:themeTint="bf"/>
     </w:rPr>
   </w:style>
   <w:style w:type="paragraph" w:styleId="Heading8">
-    <w:name w:val="heading 8"/>
+    <w:name w:val="Heading 8"/>
     <w:basedOn w:val="Normal"/>
     <w:next w:val="Normal"/>
     <w:link w:val="Heading8Char"/>
@@ -1597,26 +2186,26 @@
     <w:semiHidden/>
     <w:unhideWhenUsed/>
     <w:qFormat/>
-    <w:rsid w:val="00C54E82"/>
+    <w:rsid w:val="00c54e82"/>
     <w:pPr>
-      <w:keepNext/>
+      <w:keepNext w:val="true"/>
       <w:keepLines/>
       <w:numPr>
         <w:ilvl w:val="7"/>
-        <w:numId w:val="10"/>
+        <w:numId w:val="1"/>
       </w:numPr>
       <w:spacing w:before="200" w:after="0"/>
       <w:outlineLvl w:val="7"/>
     </w:pPr>
     <w:rPr>
-      <w:rFonts w:asciiTheme="majorHAnsi" w:eastAsiaTheme="majorEastAsia" w:hAnsiTheme="majorHAnsi" w:cstheme="majorBidi"/>
-      <w:color w:val="404040" w:themeColor="text1" w:themeTint="BF"/>
+      <w:rFonts w:ascii="Calibri Light" w:hAnsi="Calibri Light" w:eastAsia="" w:cs="" w:asciiTheme="majorHAnsi" w:cstheme="majorBidi" w:eastAsiaTheme="majorEastAsia" w:hAnsiTheme="majorHAnsi"/>
+      <w:color w:val="404040" w:themeColor="text1" w:themeTint="bf"/>
       <w:sz w:val="20"/>
       <w:szCs w:val="20"/>
     </w:rPr>
   </w:style>
   <w:style w:type="paragraph" w:styleId="Heading9">
-    <w:name w:val="heading 9"/>
+    <w:name w:val="Heading 9"/>
     <w:basedOn w:val="Normal"/>
     <w:next w:val="Normal"/>
     <w:link w:val="Heading9Char"/>
@@ -1624,31 +2213,566 @@
     <w:semiHidden/>
     <w:unhideWhenUsed/>
     <w:qFormat/>
-    <w:rsid w:val="00C54E82"/>
+    <w:rsid w:val="00c54e82"/>
     <w:pPr>
-      <w:keepNext/>
+      <w:keepNext w:val="true"/>
       <w:keepLines/>
       <w:numPr>
         <w:ilvl w:val="8"/>
-        <w:numId w:val="10"/>
+        <w:numId w:val="1"/>
       </w:numPr>
       <w:spacing w:before="200" w:after="0"/>
       <w:outlineLvl w:val="8"/>
     </w:pPr>
     <w:rPr>
-      <w:rFonts w:asciiTheme="majorHAnsi" w:eastAsiaTheme="majorEastAsia" w:hAnsiTheme="majorHAnsi" w:cstheme="majorBidi"/>
+      <w:rFonts w:ascii="Calibri Light" w:hAnsi="Calibri Light" w:eastAsia="" w:cs="" w:asciiTheme="majorHAnsi" w:cstheme="majorBidi" w:eastAsiaTheme="majorEastAsia" w:hAnsiTheme="majorHAnsi"/>
       <w:i/>
       <w:iCs/>
-      <w:color w:val="404040" w:themeColor="text1" w:themeTint="BF"/>
+      <w:color w:val="404040" w:themeColor="text1" w:themeTint="bf"/>
       <w:sz w:val="20"/>
       <w:szCs w:val="20"/>
     </w:rPr>
   </w:style>
-  <w:style w:type="character" w:default="1" w:styleId="DefaultParagraphFont">
+  <w:style w:type="character" w:styleId="DefaultParagraphFont" w:default="1">
     <w:name w:val="Default Paragraph Font"/>
     <w:uiPriority w:val="1"/>
     <w:semiHidden/>
     <w:unhideWhenUsed/>
+    <w:qFormat/>
+    <w:rPr/>
+  </w:style>
+  <w:style w:type="character" w:styleId="CodeChar" w:customStyle="1">
+    <w:name w:val="Code Char"/>
+    <w:basedOn w:val="DefaultParagraphFont"/>
+    <w:link w:val="Code"/>
+    <w:qFormat/>
+    <w:rsid w:val="00827615"/>
+    <w:rPr>
+      <w:rFonts w:ascii="Consolas" w:hAnsi="Consolas" w:eastAsia="Calibri" w:cs="Calibri"/>
+      <w:color w:val="000000"/>
+      <w:sz w:val="24"/>
+    </w:rPr>
+  </w:style>
+  <w:style w:type="character" w:styleId="Heading1Char" w:customStyle="1">
+    <w:name w:val="Heading 1 Char"/>
+    <w:basedOn w:val="DefaultParagraphFont"/>
+    <w:link w:val="Heading1"/>
+    <w:uiPriority w:val="9"/>
+    <w:qFormat/>
+    <w:rsid w:val="00c54e82"/>
+    <w:rPr>
+      <w:rFonts w:ascii="Calibri Light" w:hAnsi="Calibri Light" w:eastAsia="" w:cs="" w:asciiTheme="majorHAnsi" w:cstheme="majorBidi" w:eastAsiaTheme="majorEastAsia" w:hAnsiTheme="majorHAnsi"/>
+      <w:b/>
+      <w:bCs/>
+      <w:smallCaps/>
+      <w:color w:val="000000" w:themeColor="text1"/>
+      <w:sz w:val="36"/>
+      <w:szCs w:val="36"/>
+    </w:rPr>
+  </w:style>
+  <w:style w:type="character" w:styleId="Heading2Char" w:customStyle="1">
+    <w:name w:val="Heading 2 Char"/>
+    <w:basedOn w:val="DefaultParagraphFont"/>
+    <w:link w:val="Heading2"/>
+    <w:uiPriority w:val="9"/>
+    <w:qFormat/>
+    <w:rsid w:val="00c54e82"/>
+    <w:rPr>
+      <w:rFonts w:ascii="Calibri Light" w:hAnsi="Calibri Light" w:eastAsia="" w:cs="" w:asciiTheme="majorHAnsi" w:cstheme="majorBidi" w:eastAsiaTheme="majorEastAsia" w:hAnsiTheme="majorHAnsi"/>
+      <w:b/>
+      <w:bCs/>
+      <w:smallCaps/>
+      <w:color w:val="000000" w:themeColor="text1"/>
+      <w:sz w:val="28"/>
+      <w:szCs w:val="28"/>
+    </w:rPr>
+  </w:style>
+  <w:style w:type="character" w:styleId="Heading3Char" w:customStyle="1">
+    <w:name w:val="Heading 3 Char"/>
+    <w:basedOn w:val="DefaultParagraphFont"/>
+    <w:link w:val="Heading3"/>
+    <w:uiPriority w:val="9"/>
+    <w:qFormat/>
+    <w:rsid w:val="00c54e82"/>
+    <w:rPr>
+      <w:rFonts w:ascii="Calibri Light" w:hAnsi="Calibri Light" w:eastAsia="" w:cs="" w:asciiTheme="majorHAnsi" w:cstheme="majorBidi" w:eastAsiaTheme="majorEastAsia" w:hAnsiTheme="majorHAnsi"/>
+      <w:b/>
+      <w:bCs/>
+      <w:color w:val="000000" w:themeColor="text1"/>
+    </w:rPr>
+  </w:style>
+  <w:style w:type="character" w:styleId="Heading4Char" w:customStyle="1">
+    <w:name w:val="Heading 4 Char"/>
+    <w:basedOn w:val="DefaultParagraphFont"/>
+    <w:link w:val="Heading4"/>
+    <w:uiPriority w:val="9"/>
+    <w:semiHidden/>
+    <w:qFormat/>
+    <w:rsid w:val="00c54e82"/>
+    <w:rPr>
+      <w:rFonts w:ascii="Calibri Light" w:hAnsi="Calibri Light" w:eastAsia="" w:cs="" w:asciiTheme="majorHAnsi" w:cstheme="majorBidi" w:eastAsiaTheme="majorEastAsia" w:hAnsiTheme="majorHAnsi"/>
+      <w:b/>
+      <w:bCs/>
+      <w:i/>
+      <w:iCs/>
+      <w:color w:val="000000" w:themeColor="text1"/>
+    </w:rPr>
+  </w:style>
+  <w:style w:type="character" w:styleId="Heading5Char" w:customStyle="1">
+    <w:name w:val="Heading 5 Char"/>
+    <w:basedOn w:val="DefaultParagraphFont"/>
+    <w:link w:val="Heading5"/>
+    <w:uiPriority w:val="9"/>
+    <w:semiHidden/>
+    <w:qFormat/>
+    <w:rsid w:val="00c54e82"/>
+    <w:rPr>
+      <w:rFonts w:ascii="Calibri Light" w:hAnsi="Calibri Light" w:eastAsia="" w:cs="" w:asciiTheme="majorHAnsi" w:cstheme="majorBidi" w:eastAsiaTheme="majorEastAsia" w:hAnsiTheme="majorHAnsi"/>
+      <w:color w:val="323E4F" w:themeColor="text2" w:themeShade="bf"/>
+    </w:rPr>
+  </w:style>
+  <w:style w:type="character" w:styleId="Heading6Char" w:customStyle="1">
+    <w:name w:val="Heading 6 Char"/>
+    <w:basedOn w:val="DefaultParagraphFont"/>
+    <w:link w:val="Heading6"/>
+    <w:uiPriority w:val="9"/>
+    <w:semiHidden/>
+    <w:qFormat/>
+    <w:rsid w:val="00c54e82"/>
+    <w:rPr>
+      <w:rFonts w:ascii="Calibri Light" w:hAnsi="Calibri Light" w:eastAsia="" w:cs="" w:asciiTheme="majorHAnsi" w:cstheme="majorBidi" w:eastAsiaTheme="majorEastAsia" w:hAnsiTheme="majorHAnsi"/>
+      <w:i/>
+      <w:iCs/>
+      <w:color w:val="323E4F" w:themeColor="text2" w:themeShade="bf"/>
+    </w:rPr>
+  </w:style>
+  <w:style w:type="character" w:styleId="Heading7Char" w:customStyle="1">
+    <w:name w:val="Heading 7 Char"/>
+    <w:basedOn w:val="DefaultParagraphFont"/>
+    <w:link w:val="Heading7"/>
+    <w:uiPriority w:val="9"/>
+    <w:semiHidden/>
+    <w:qFormat/>
+    <w:rsid w:val="00c54e82"/>
+    <w:rPr>
+      <w:rFonts w:ascii="Calibri Light" w:hAnsi="Calibri Light" w:eastAsia="" w:cs="" w:asciiTheme="majorHAnsi" w:cstheme="majorBidi" w:eastAsiaTheme="majorEastAsia" w:hAnsiTheme="majorHAnsi"/>
+      <w:i/>
+      <w:iCs/>
+      <w:color w:val="404040" w:themeColor="text1" w:themeTint="bf"/>
+    </w:rPr>
+  </w:style>
+  <w:style w:type="character" w:styleId="Heading8Char" w:customStyle="1">
+    <w:name w:val="Heading 8 Char"/>
+    <w:basedOn w:val="DefaultParagraphFont"/>
+    <w:link w:val="Heading8"/>
+    <w:uiPriority w:val="9"/>
+    <w:semiHidden/>
+    <w:qFormat/>
+    <w:rsid w:val="00c54e82"/>
+    <w:rPr>
+      <w:rFonts w:ascii="Calibri Light" w:hAnsi="Calibri Light" w:eastAsia="" w:cs="" w:asciiTheme="majorHAnsi" w:cstheme="majorBidi" w:eastAsiaTheme="majorEastAsia" w:hAnsiTheme="majorHAnsi"/>
+      <w:color w:val="404040" w:themeColor="text1" w:themeTint="bf"/>
+      <w:sz w:val="20"/>
+      <w:szCs w:val="20"/>
+    </w:rPr>
+  </w:style>
+  <w:style w:type="character" w:styleId="Heading9Char" w:customStyle="1">
+    <w:name w:val="Heading 9 Char"/>
+    <w:basedOn w:val="DefaultParagraphFont"/>
+    <w:link w:val="Heading9"/>
+    <w:uiPriority w:val="9"/>
+    <w:semiHidden/>
+    <w:qFormat/>
+    <w:rsid w:val="00c54e82"/>
+    <w:rPr>
+      <w:rFonts w:ascii="Calibri Light" w:hAnsi="Calibri Light" w:eastAsia="" w:cs="" w:asciiTheme="majorHAnsi" w:cstheme="majorBidi" w:eastAsiaTheme="majorEastAsia" w:hAnsiTheme="majorHAnsi"/>
+      <w:i/>
+      <w:iCs/>
+      <w:color w:val="404040" w:themeColor="text1" w:themeTint="bf"/>
+      <w:sz w:val="20"/>
+      <w:szCs w:val="20"/>
+    </w:rPr>
+  </w:style>
+  <w:style w:type="character" w:styleId="TitleChar" w:customStyle="1">
+    <w:name w:val="Title Char"/>
+    <w:basedOn w:val="DefaultParagraphFont"/>
+    <w:link w:val="Title"/>
+    <w:uiPriority w:val="10"/>
+    <w:qFormat/>
+    <w:rsid w:val="00c54e82"/>
+    <w:rPr>
+      <w:rFonts w:ascii="Calibri Light" w:hAnsi="Calibri Light" w:eastAsia="" w:cs="" w:asciiTheme="majorHAnsi" w:cstheme="majorBidi" w:eastAsiaTheme="majorEastAsia" w:hAnsiTheme="majorHAnsi"/>
+      <w:color w:val="000000" w:themeColor="text1"/>
+      <w:sz w:val="56"/>
+      <w:szCs w:val="56"/>
+    </w:rPr>
+  </w:style>
+  <w:style w:type="character" w:styleId="SubtitleChar" w:customStyle="1">
+    <w:name w:val="Subtitle Char"/>
+    <w:basedOn w:val="DefaultParagraphFont"/>
+    <w:link w:val="Subtitle"/>
+    <w:uiPriority w:val="11"/>
+    <w:qFormat/>
+    <w:rsid w:val="00c54e82"/>
+    <w:rPr>
+      <w:color w:val="5A5A5A" w:themeColor="text1" w:themeTint="a5"/>
+      <w:spacing w:val="10"/>
+    </w:rPr>
+  </w:style>
+  <w:style w:type="character" w:styleId="Strong">
+    <w:name w:val="Strong"/>
+    <w:basedOn w:val="DefaultParagraphFont"/>
+    <w:uiPriority w:val="22"/>
+    <w:qFormat/>
+    <w:rsid w:val="00c54e82"/>
+    <w:rPr>
+      <w:b/>
+      <w:bCs/>
+      <w:color w:val="000000" w:themeColor="text1"/>
+    </w:rPr>
+  </w:style>
+  <w:style w:type="character" w:styleId="Emphasis">
+    <w:name w:val="Emphasis"/>
+    <w:basedOn w:val="DefaultParagraphFont"/>
+    <w:uiPriority w:val="20"/>
+    <w:qFormat/>
+    <w:rsid w:val="00c54e82"/>
+    <w:rPr>
+      <w:i/>
+      <w:iCs/>
+      <w:color w:val="auto"/>
+    </w:rPr>
+  </w:style>
+  <w:style w:type="character" w:styleId="QuoteChar" w:customStyle="1">
+    <w:name w:val="Quote Char"/>
+    <w:basedOn w:val="DefaultParagraphFont"/>
+    <w:link w:val="Quote"/>
+    <w:uiPriority w:val="29"/>
+    <w:qFormat/>
+    <w:rsid w:val="00c54e82"/>
+    <w:rPr>
+      <w:i/>
+      <w:iCs/>
+      <w:color w:val="000000" w:themeColor="text1"/>
+    </w:rPr>
+  </w:style>
+  <w:style w:type="character" w:styleId="IntenseQuoteChar" w:customStyle="1">
+    <w:name w:val="Intense Quote Char"/>
+    <w:basedOn w:val="DefaultParagraphFont"/>
+    <w:link w:val="IntenseQuote"/>
+    <w:uiPriority w:val="30"/>
+    <w:qFormat/>
+    <w:rsid w:val="00c54e82"/>
+    <w:rPr>
+      <w:color w:val="000000" w:themeColor="text1"/>
+      <w:shd w:fill="F2F2F2" w:val="clear"/>
+    </w:rPr>
+  </w:style>
+  <w:style w:type="character" w:styleId="SubtleEmphasis">
+    <w:name w:val="Subtle Emphasis"/>
+    <w:basedOn w:val="DefaultParagraphFont"/>
+    <w:uiPriority w:val="19"/>
+    <w:qFormat/>
+    <w:rsid w:val="00c54e82"/>
+    <w:rPr>
+      <w:i/>
+      <w:iCs/>
+      <w:color w:val="404040" w:themeColor="text1" w:themeTint="bf"/>
+    </w:rPr>
+  </w:style>
+  <w:style w:type="character" w:styleId="IntenseEmphasis">
+    <w:name w:val="Intense Emphasis"/>
+    <w:basedOn w:val="DefaultParagraphFont"/>
+    <w:uiPriority w:val="21"/>
+    <w:qFormat/>
+    <w:rsid w:val="00c54e82"/>
+    <w:rPr>
+      <w:b/>
+      <w:bCs/>
+      <w:i/>
+      <w:iCs/>
+      <w:caps/>
+    </w:rPr>
+  </w:style>
+  <w:style w:type="character" w:styleId="SubtleReference">
+    <w:name w:val="Subtle Reference"/>
+    <w:basedOn w:val="DefaultParagraphFont"/>
+    <w:uiPriority w:val="31"/>
+    <w:qFormat/>
+    <w:rsid w:val="00c54e82"/>
+    <w:rPr>
+      <w:smallCaps/>
+      <w:color w:val="404040" w:themeColor="text1" w:themeTint="bf"/>
+      <w:u w:val="single" w:color="7F7F7F"/>
+    </w:rPr>
+  </w:style>
+  <w:style w:type="character" w:styleId="IntenseReference">
+    <w:name w:val="Intense Reference"/>
+    <w:basedOn w:val="DefaultParagraphFont"/>
+    <w:uiPriority w:val="32"/>
+    <w:qFormat/>
+    <w:rsid w:val="00c54e82"/>
+    <w:rPr>
+      <w:b/>
+      <w:bCs/>
+      <w:smallCaps/>
+      <w:u w:val="single"/>
+    </w:rPr>
+  </w:style>
+  <w:style w:type="character" w:styleId="BookTitle">
+    <w:name w:val="Book Title"/>
+    <w:basedOn w:val="DefaultParagraphFont"/>
+    <w:uiPriority w:val="33"/>
+    <w:qFormat/>
+    <w:rsid w:val="00c54e82"/>
+    <w:rPr>
+      <w:b w:val="false"/>
+      <w:bCs w:val="false"/>
+      <w:smallCaps/>
+      <w:spacing w:val="5"/>
+    </w:rPr>
+  </w:style>
+  <w:style w:type="character" w:styleId="InternetLink">
+    <w:name w:val="Hyperlink"/>
+    <w:basedOn w:val="DefaultParagraphFont"/>
+    <w:uiPriority w:val="99"/>
+    <w:unhideWhenUsed/>
+    <w:rsid w:val="00c54e82"/>
+    <w:rPr>
+      <w:color w:val="0563C1" w:themeColor="hyperlink"/>
+      <w:u w:val="single"/>
+    </w:rPr>
+  </w:style>
+  <w:style w:type="paragraph" w:styleId="Heading">
+    <w:name w:val="Heading"/>
+    <w:basedOn w:val="Normal"/>
+    <w:next w:val="TextBody"/>
+    <w:qFormat/>
+    <w:pPr>
+      <w:keepNext w:val="true"/>
+      <w:spacing w:before="240" w:after="120"/>
+    </w:pPr>
+    <w:rPr>
+      <w:rFonts w:ascii="Liberation Sans" w:hAnsi="Liberation Sans" w:eastAsia="Microsoft YaHei" w:cs="Arial"/>
+      <w:sz w:val="28"/>
+      <w:szCs w:val="28"/>
+    </w:rPr>
+  </w:style>
+  <w:style w:type="paragraph" w:styleId="TextBody">
+    <w:name w:val="Body Text"/>
+    <w:basedOn w:val="Normal"/>
+    <w:pPr>
+      <w:spacing w:lineRule="auto" w:line="276" w:before="0" w:after="140"/>
+    </w:pPr>
+    <w:rPr/>
+  </w:style>
+  <w:style w:type="paragraph" w:styleId="List">
+    <w:name w:val="List"/>
+    <w:basedOn w:val="TextBody"/>
+    <w:pPr/>
+    <w:rPr>
+      <w:rFonts w:cs="Arial"/>
+    </w:rPr>
+  </w:style>
+  <w:style w:type="paragraph" w:styleId="Caption">
+    <w:name w:val="Caption"/>
+    <w:basedOn w:val="Normal"/>
+    <w:qFormat/>
+    <w:pPr>
+      <w:suppressLineNumbers/>
+      <w:spacing w:before="120" w:after="120"/>
+    </w:pPr>
+    <w:rPr>
+      <w:rFonts w:cs="Arial"/>
+      <w:i/>
+      <w:iCs/>
+      <w:sz w:val="24"/>
+      <w:szCs w:val="24"/>
+    </w:rPr>
+  </w:style>
+  <w:style w:type="paragraph" w:styleId="Index">
+    <w:name w:val="Index"/>
+    <w:basedOn w:val="Normal"/>
+    <w:qFormat/>
+    <w:pPr>
+      <w:suppressLineNumbers/>
+    </w:pPr>
+    <w:rPr>
+      <w:rFonts w:cs="Arial"/>
+      <w:lang w:val="zxx" w:eastAsia="zxx" w:bidi="zxx"/>
+    </w:rPr>
+  </w:style>
+  <w:style w:type="paragraph" w:styleId="Code" w:customStyle="1">
+    <w:name w:val="Code"/>
+    <w:basedOn w:val="Normal"/>
+    <w:link w:val="CodeChar"/>
+    <w:qFormat/>
+    <w:rsid w:val="00827615"/>
+    <w:pPr>
+      <w:spacing w:before="0" w:after="0"/>
+    </w:pPr>
+    <w:rPr>
+      <w:rFonts w:ascii="Consolas" w:hAnsi="Consolas" w:eastAsia="Calibri" w:cs="Calibri"/>
+      <w:color w:val="000000"/>
+      <w:sz w:val="24"/>
+    </w:rPr>
+  </w:style>
+  <w:style w:type="paragraph" w:styleId="Caption1">
+    <w:name w:val="caption"/>
+    <w:basedOn w:val="Normal"/>
+    <w:next w:val="Normal"/>
+    <w:uiPriority w:val="35"/>
+    <w:semiHidden/>
+    <w:unhideWhenUsed/>
+    <w:qFormat/>
+    <w:rsid w:val="00c54e82"/>
+    <w:pPr>
+      <w:spacing w:lineRule="auto" w:line="240" w:before="0" w:after="200"/>
+    </w:pPr>
+    <w:rPr>
+      <w:i/>
+      <w:iCs/>
+      <w:color w:val="44546A" w:themeColor="text2"/>
+      <w:sz w:val="18"/>
+      <w:szCs w:val="18"/>
+    </w:rPr>
+  </w:style>
+  <w:style w:type="paragraph" w:styleId="Title">
+    <w:name w:val="Title"/>
+    <w:basedOn w:val="Normal"/>
+    <w:next w:val="Normal"/>
+    <w:link w:val="TitleChar"/>
+    <w:uiPriority w:val="10"/>
+    <w:qFormat/>
+    <w:rsid w:val="00c54e82"/>
+    <w:pPr>
+      <w:spacing w:lineRule="auto" w:line="240" w:before="0" w:after="0"/>
+      <w:contextualSpacing/>
+    </w:pPr>
+    <w:rPr>
+      <w:rFonts w:ascii="Calibri Light" w:hAnsi="Calibri Light" w:eastAsia="" w:cs="" w:asciiTheme="majorHAnsi" w:cstheme="majorBidi" w:eastAsiaTheme="majorEastAsia" w:hAnsiTheme="majorHAnsi"/>
+      <w:color w:val="000000" w:themeColor="text1"/>
+      <w:sz w:val="56"/>
+      <w:szCs w:val="56"/>
+    </w:rPr>
+  </w:style>
+  <w:style w:type="paragraph" w:styleId="Subtitle">
+    <w:name w:val="Subtitle"/>
+    <w:basedOn w:val="Normal"/>
+    <w:next w:val="Normal"/>
+    <w:link w:val="SubtitleChar"/>
+    <w:uiPriority w:val="11"/>
+    <w:qFormat/>
+    <w:rsid w:val="00c54e82"/>
+    <w:pPr/>
+    <w:rPr>
+      <w:color w:val="5A5A5A" w:themeColor="text1" w:themeTint="a5"/>
+      <w:spacing w:val="10"/>
+    </w:rPr>
+  </w:style>
+  <w:style w:type="paragraph" w:styleId="NoSpacing">
+    <w:name w:val="No Spacing"/>
+    <w:uiPriority w:val="1"/>
+    <w:qFormat/>
+    <w:rsid w:val="00c54e82"/>
+    <w:pPr>
+      <w:widowControl/>
+      <w:bidi w:val="0"/>
+      <w:spacing w:lineRule="auto" w:line="240" w:before="0" w:after="0"/>
+      <w:jc w:val="left"/>
+    </w:pPr>
+    <w:rPr>
+      <w:rFonts w:ascii="Calibri" w:hAnsi="Calibri" w:eastAsia="" w:cs="" w:asciiTheme="minorHAnsi" w:cstheme="minorBidi" w:eastAsiaTheme="minorEastAsia" w:hAnsiTheme="minorHAnsi"/>
+      <w:color w:val="auto"/>
+      <w:kern w:val="0"/>
+      <w:sz w:val="22"/>
+      <w:szCs w:val="22"/>
+      <w:lang w:val="en-US" w:eastAsia="en-US" w:bidi="ar-SA"/>
+    </w:rPr>
+  </w:style>
+  <w:style w:type="paragraph" w:styleId="Quote">
+    <w:name w:val="Quote"/>
+    <w:basedOn w:val="Normal"/>
+    <w:next w:val="Normal"/>
+    <w:link w:val="QuoteChar"/>
+    <w:uiPriority w:val="29"/>
+    <w:qFormat/>
+    <w:rsid w:val="00c54e82"/>
+    <w:pPr>
+      <w:spacing w:before="160" w:after="160"/>
+      <w:ind w:left="720" w:right="720" w:hanging="0"/>
+    </w:pPr>
+    <w:rPr>
+      <w:i/>
+      <w:iCs/>
+      <w:color w:val="000000" w:themeColor="text1"/>
+    </w:rPr>
+  </w:style>
+  <w:style w:type="paragraph" w:styleId="IntenseQuote">
+    <w:name w:val="Intense Quote"/>
+    <w:basedOn w:val="Normal"/>
+    <w:next w:val="Normal"/>
+    <w:link w:val="IntenseQuoteChar"/>
+    <w:uiPriority w:val="30"/>
+    <w:qFormat/>
+    <w:rsid w:val="00c54e82"/>
+    <w:pPr>
+      <w:pBdr>
+        <w:top w:val="single" w:sz="24" w:space="1" w:color="F2F2F2"/>
+        <w:bottom w:val="single" w:sz="24" w:space="1" w:color="F2F2F2"/>
+      </w:pBdr>
+      <w:shd w:val="clear" w:color="auto" w:fill="F2F2F2" w:themeFill="background1" w:themeFillShade="f2"/>
+      <w:spacing w:before="240" w:after="240"/>
+      <w:ind w:left="936" w:right="936" w:hanging="0"/>
+      <w:jc w:val="center"/>
+    </w:pPr>
+    <w:rPr>
+      <w:color w:val="000000" w:themeColor="text1"/>
+    </w:rPr>
+  </w:style>
+  <w:style w:type="paragraph" w:styleId="IndexHeading">
+    <w:name w:val="Index Heading"/>
+    <w:basedOn w:val="Heading"/>
+    <w:pPr/>
+    <w:rPr/>
+  </w:style>
+  <w:style w:type="paragraph" w:styleId="ContentsHeading">
+    <w:name w:val="TOC Heading"/>
+    <w:basedOn w:val="Heading1"/>
+    <w:next w:val="Normal"/>
+    <w:uiPriority w:val="39"/>
+    <w:semiHidden/>
+    <w:unhideWhenUsed/>
+    <w:qFormat/>
+    <w:rsid w:val="00c54e82"/>
+    <w:pPr>
+      <w:numPr>
+        <w:ilvl w:val="0"/>
+        <w:numId w:val="0"/>
+      </w:numPr>
+      <w:outlineLvl w:val="9"/>
+    </w:pPr>
+    <w:rPr/>
+  </w:style>
+  <w:style w:type="paragraph" w:styleId="ListParagraph">
+    <w:name w:val="List Paragraph"/>
+    <w:basedOn w:val="Normal"/>
+    <w:uiPriority w:val="34"/>
+    <w:qFormat/>
+    <w:rsid w:val="00c54e82"/>
+    <w:pPr>
+      <w:spacing w:before="0" w:after="160"/>
+      <w:ind w:left="720" w:hanging="0"/>
+      <w:contextualSpacing/>
+    </w:pPr>
+    <w:rPr/>
+  </w:style>
+  <w:style w:type="numbering" w:styleId="NoList" w:default="1">
+    <w:name w:val="No List"/>
+    <w:uiPriority w:val="99"/>
+    <w:semiHidden/>
+    <w:unhideWhenUsed/>
+    <w:qFormat/>
   </w:style>
   <w:style w:type="table" w:default="1" w:styleId="TableNormal">
     <w:name w:val="Normal Table"/>
@@ -1656,7 +2780,6 @@
     <w:semiHidden/>
     <w:unhideWhenUsed/>
     <w:tblPr>
-      <w:tblInd w:w="0" w:type="dxa"/>
       <w:tblCellMar>
         <w:top w:w="0" w:type="dxa"/>
         <w:left w:w="108" w:type="dxa"/>
@@ -1664,444 +2787,6 @@
         <w:right w:w="108" w:type="dxa"/>
       </w:tblCellMar>
     </w:tblPr>
-  </w:style>
-  <w:style w:type="numbering" w:default="1" w:styleId="NoList">
-    <w:name w:val="No List"/>
-    <w:uiPriority w:val="99"/>
-    <w:semiHidden/>
-    <w:unhideWhenUsed/>
-  </w:style>
-  <w:style w:type="paragraph" w:customStyle="1" w:styleId="Code">
-    <w:name w:val="Code"/>
-    <w:basedOn w:val="Normal"/>
-    <w:link w:val="CodeChar"/>
-    <w:rsid w:val="00827615"/>
-    <w:pPr>
-      <w:spacing w:after="0"/>
-    </w:pPr>
-    <w:rPr>
-      <w:rFonts w:ascii="Consolas" w:eastAsia="Calibri" w:hAnsi="Consolas" w:cs="Calibri"/>
-      <w:color w:val="000000"/>
-      <w:sz w:val="24"/>
-    </w:rPr>
-  </w:style>
-  <w:style w:type="character" w:customStyle="1" w:styleId="CodeChar">
-    <w:name w:val="Code Char"/>
-    <w:basedOn w:val="DefaultParagraphFont"/>
-    <w:link w:val="Code"/>
-    <w:rsid w:val="00827615"/>
-    <w:rPr>
-      <w:rFonts w:ascii="Consolas" w:eastAsia="Calibri" w:hAnsi="Consolas" w:cs="Calibri"/>
-      <w:color w:val="000000"/>
-      <w:sz w:val="24"/>
-    </w:rPr>
-  </w:style>
-  <w:style w:type="character" w:customStyle="1" w:styleId="Heading1Char">
-    <w:name w:val="Heading 1 Char"/>
-    <w:basedOn w:val="DefaultParagraphFont"/>
-    <w:link w:val="Heading1"/>
-    <w:uiPriority w:val="9"/>
-    <w:rsid w:val="00C54E82"/>
-    <w:rPr>
-      <w:rFonts w:asciiTheme="majorHAnsi" w:eastAsiaTheme="majorEastAsia" w:hAnsiTheme="majorHAnsi" w:cstheme="majorBidi"/>
-      <w:b/>
-      <w:bCs/>
-      <w:smallCaps/>
-      <w:color w:val="000000" w:themeColor="text1"/>
-      <w:sz w:val="36"/>
-      <w:szCs w:val="36"/>
-    </w:rPr>
-  </w:style>
-  <w:style w:type="character" w:customStyle="1" w:styleId="Heading2Char">
-    <w:name w:val="Heading 2 Char"/>
-    <w:basedOn w:val="DefaultParagraphFont"/>
-    <w:link w:val="Heading2"/>
-    <w:uiPriority w:val="9"/>
-    <w:rsid w:val="00C54E82"/>
-    <w:rPr>
-      <w:rFonts w:asciiTheme="majorHAnsi" w:eastAsiaTheme="majorEastAsia" w:hAnsiTheme="majorHAnsi" w:cstheme="majorBidi"/>
-      <w:b/>
-      <w:bCs/>
-      <w:smallCaps/>
-      <w:color w:val="000000" w:themeColor="text1"/>
-      <w:sz w:val="28"/>
-      <w:szCs w:val="28"/>
-    </w:rPr>
-  </w:style>
-  <w:style w:type="character" w:customStyle="1" w:styleId="Heading3Char">
-    <w:name w:val="Heading 3 Char"/>
-    <w:basedOn w:val="DefaultParagraphFont"/>
-    <w:link w:val="Heading3"/>
-    <w:uiPriority w:val="9"/>
-    <w:rsid w:val="00C54E82"/>
-    <w:rPr>
-      <w:rFonts w:asciiTheme="majorHAnsi" w:eastAsiaTheme="majorEastAsia" w:hAnsiTheme="majorHAnsi" w:cstheme="majorBidi"/>
-      <w:b/>
-      <w:bCs/>
-      <w:color w:val="000000" w:themeColor="text1"/>
-    </w:rPr>
-  </w:style>
-  <w:style w:type="character" w:customStyle="1" w:styleId="Heading4Char">
-    <w:name w:val="Heading 4 Char"/>
-    <w:basedOn w:val="DefaultParagraphFont"/>
-    <w:link w:val="Heading4"/>
-    <w:uiPriority w:val="9"/>
-    <w:semiHidden/>
-    <w:rsid w:val="00C54E82"/>
-    <w:rPr>
-      <w:rFonts w:asciiTheme="majorHAnsi" w:eastAsiaTheme="majorEastAsia" w:hAnsiTheme="majorHAnsi" w:cstheme="majorBidi"/>
-      <w:b/>
-      <w:bCs/>
-      <w:i/>
-      <w:iCs/>
-      <w:color w:val="000000" w:themeColor="text1"/>
-    </w:rPr>
-  </w:style>
-  <w:style w:type="character" w:customStyle="1" w:styleId="Heading5Char">
-    <w:name w:val="Heading 5 Char"/>
-    <w:basedOn w:val="DefaultParagraphFont"/>
-    <w:link w:val="Heading5"/>
-    <w:uiPriority w:val="9"/>
-    <w:semiHidden/>
-    <w:rsid w:val="00C54E82"/>
-    <w:rPr>
-      <w:rFonts w:asciiTheme="majorHAnsi" w:eastAsiaTheme="majorEastAsia" w:hAnsiTheme="majorHAnsi" w:cstheme="majorBidi"/>
-      <w:color w:val="323E4F" w:themeColor="text2" w:themeShade="BF"/>
-    </w:rPr>
-  </w:style>
-  <w:style w:type="character" w:customStyle="1" w:styleId="Heading6Char">
-    <w:name w:val="Heading 6 Char"/>
-    <w:basedOn w:val="DefaultParagraphFont"/>
-    <w:link w:val="Heading6"/>
-    <w:uiPriority w:val="9"/>
-    <w:semiHidden/>
-    <w:rsid w:val="00C54E82"/>
-    <w:rPr>
-      <w:rFonts w:asciiTheme="majorHAnsi" w:eastAsiaTheme="majorEastAsia" w:hAnsiTheme="majorHAnsi" w:cstheme="majorBidi"/>
-      <w:i/>
-      <w:iCs/>
-      <w:color w:val="323E4F" w:themeColor="text2" w:themeShade="BF"/>
-    </w:rPr>
-  </w:style>
-  <w:style w:type="character" w:customStyle="1" w:styleId="Heading7Char">
-    <w:name w:val="Heading 7 Char"/>
-    <w:basedOn w:val="DefaultParagraphFont"/>
-    <w:link w:val="Heading7"/>
-    <w:uiPriority w:val="9"/>
-    <w:semiHidden/>
-    <w:rsid w:val="00C54E82"/>
-    <w:rPr>
-      <w:rFonts w:asciiTheme="majorHAnsi" w:eastAsiaTheme="majorEastAsia" w:hAnsiTheme="majorHAnsi" w:cstheme="majorBidi"/>
-      <w:i/>
-      <w:iCs/>
-      <w:color w:val="404040" w:themeColor="text1" w:themeTint="BF"/>
-    </w:rPr>
-  </w:style>
-  <w:style w:type="character" w:customStyle="1" w:styleId="Heading8Char">
-    <w:name w:val="Heading 8 Char"/>
-    <w:basedOn w:val="DefaultParagraphFont"/>
-    <w:link w:val="Heading8"/>
-    <w:uiPriority w:val="9"/>
-    <w:semiHidden/>
-    <w:rsid w:val="00C54E82"/>
-    <w:rPr>
-      <w:rFonts w:asciiTheme="majorHAnsi" w:eastAsiaTheme="majorEastAsia" w:hAnsiTheme="majorHAnsi" w:cstheme="majorBidi"/>
-      <w:color w:val="404040" w:themeColor="text1" w:themeTint="BF"/>
-      <w:sz w:val="20"/>
-      <w:szCs w:val="20"/>
-    </w:rPr>
-  </w:style>
-  <w:style w:type="character" w:customStyle="1" w:styleId="Heading9Char">
-    <w:name w:val="Heading 9 Char"/>
-    <w:basedOn w:val="DefaultParagraphFont"/>
-    <w:link w:val="Heading9"/>
-    <w:uiPriority w:val="9"/>
-    <w:semiHidden/>
-    <w:rsid w:val="00C54E82"/>
-    <w:rPr>
-      <w:rFonts w:asciiTheme="majorHAnsi" w:eastAsiaTheme="majorEastAsia" w:hAnsiTheme="majorHAnsi" w:cstheme="majorBidi"/>
-      <w:i/>
-      <w:iCs/>
-      <w:color w:val="404040" w:themeColor="text1" w:themeTint="BF"/>
-      <w:sz w:val="20"/>
-      <w:szCs w:val="20"/>
-    </w:rPr>
-  </w:style>
-  <w:style w:type="paragraph" w:styleId="Caption">
-    <w:name w:val="caption"/>
-    <w:basedOn w:val="Normal"/>
-    <w:next w:val="Normal"/>
-    <w:uiPriority w:val="35"/>
-    <w:semiHidden/>
-    <w:unhideWhenUsed/>
-    <w:qFormat/>
-    <w:rsid w:val="00C54E82"/>
-    <w:pPr>
-      <w:spacing w:after="200" w:line="240" w:lineRule="auto"/>
-    </w:pPr>
-    <w:rPr>
-      <w:i/>
-      <w:iCs/>
-      <w:color w:val="44546A" w:themeColor="text2"/>
-      <w:sz w:val="18"/>
-      <w:szCs w:val="18"/>
-    </w:rPr>
-  </w:style>
-  <w:style w:type="paragraph" w:styleId="Title">
-    <w:name w:val="Title"/>
-    <w:basedOn w:val="Normal"/>
-    <w:next w:val="Normal"/>
-    <w:link w:val="TitleChar"/>
-    <w:uiPriority w:val="10"/>
-    <w:qFormat/>
-    <w:rsid w:val="00C54E82"/>
-    <w:pPr>
-      <w:spacing w:after="0" w:line="240" w:lineRule="auto"/>
-      <w:contextualSpacing/>
-    </w:pPr>
-    <w:rPr>
-      <w:rFonts w:asciiTheme="majorHAnsi" w:eastAsiaTheme="majorEastAsia" w:hAnsiTheme="majorHAnsi" w:cstheme="majorBidi"/>
-      <w:color w:val="000000" w:themeColor="text1"/>
-      <w:sz w:val="56"/>
-      <w:szCs w:val="56"/>
-    </w:rPr>
-  </w:style>
-  <w:style w:type="character" w:customStyle="1" w:styleId="TitleChar">
-    <w:name w:val="Title Char"/>
-    <w:basedOn w:val="DefaultParagraphFont"/>
-    <w:link w:val="Title"/>
-    <w:uiPriority w:val="10"/>
-    <w:rsid w:val="00C54E82"/>
-    <w:rPr>
-      <w:rFonts w:asciiTheme="majorHAnsi" w:eastAsiaTheme="majorEastAsia" w:hAnsiTheme="majorHAnsi" w:cstheme="majorBidi"/>
-      <w:color w:val="000000" w:themeColor="text1"/>
-      <w:sz w:val="56"/>
-      <w:szCs w:val="56"/>
-    </w:rPr>
-  </w:style>
-  <w:style w:type="paragraph" w:styleId="Subtitle">
-    <w:name w:val="Subtitle"/>
-    <w:basedOn w:val="Normal"/>
-    <w:next w:val="Normal"/>
-    <w:link w:val="SubtitleChar"/>
-    <w:uiPriority w:val="11"/>
-    <w:qFormat/>
-    <w:rsid w:val="00C54E82"/>
-    <w:pPr>
-      <w:numPr>
-        <w:ilvl w:val="1"/>
-      </w:numPr>
-    </w:pPr>
-    <w:rPr>
-      <w:color w:val="5A5A5A" w:themeColor="text1" w:themeTint="A5"/>
-      <w:spacing w:val="10"/>
-    </w:rPr>
-  </w:style>
-  <w:style w:type="character" w:customStyle="1" w:styleId="SubtitleChar">
-    <w:name w:val="Subtitle Char"/>
-    <w:basedOn w:val="DefaultParagraphFont"/>
-    <w:link w:val="Subtitle"/>
-    <w:uiPriority w:val="11"/>
-    <w:rsid w:val="00C54E82"/>
-    <w:rPr>
-      <w:color w:val="5A5A5A" w:themeColor="text1" w:themeTint="A5"/>
-      <w:spacing w:val="10"/>
-    </w:rPr>
-  </w:style>
-  <w:style w:type="character" w:styleId="Strong">
-    <w:name w:val="Strong"/>
-    <w:basedOn w:val="DefaultParagraphFont"/>
-    <w:uiPriority w:val="22"/>
-    <w:qFormat/>
-    <w:rsid w:val="00C54E82"/>
-    <w:rPr>
-      <w:b/>
-      <w:bCs/>
-      <w:color w:val="000000" w:themeColor="text1"/>
-    </w:rPr>
-  </w:style>
-  <w:style w:type="character" w:styleId="Emphasis">
-    <w:name w:val="Emphasis"/>
-    <w:basedOn w:val="DefaultParagraphFont"/>
-    <w:uiPriority w:val="20"/>
-    <w:qFormat/>
-    <w:rsid w:val="00C54E82"/>
-    <w:rPr>
-      <w:i/>
-      <w:iCs/>
-      <w:color w:val="auto"/>
-    </w:rPr>
-  </w:style>
-  <w:style w:type="paragraph" w:styleId="NoSpacing">
-    <w:name w:val="No Spacing"/>
-    <w:uiPriority w:val="1"/>
-    <w:qFormat/>
-    <w:rsid w:val="00C54E82"/>
-    <w:pPr>
-      <w:spacing w:after="0" w:line="240" w:lineRule="auto"/>
-    </w:pPr>
-  </w:style>
-  <w:style w:type="paragraph" w:styleId="Quote">
-    <w:name w:val="Quote"/>
-    <w:basedOn w:val="Normal"/>
-    <w:next w:val="Normal"/>
-    <w:link w:val="QuoteChar"/>
-    <w:uiPriority w:val="29"/>
-    <w:qFormat/>
-    <w:rsid w:val="00C54E82"/>
-    <w:pPr>
-      <w:spacing w:before="160"/>
-      <w:ind w:left="720" w:right="720"/>
-    </w:pPr>
-    <w:rPr>
-      <w:i/>
-      <w:iCs/>
-      <w:color w:val="000000" w:themeColor="text1"/>
-    </w:rPr>
-  </w:style>
-  <w:style w:type="character" w:customStyle="1" w:styleId="QuoteChar">
-    <w:name w:val="Quote Char"/>
-    <w:basedOn w:val="DefaultParagraphFont"/>
-    <w:link w:val="Quote"/>
-    <w:uiPriority w:val="29"/>
-    <w:rsid w:val="00C54E82"/>
-    <w:rPr>
-      <w:i/>
-      <w:iCs/>
-      <w:color w:val="000000" w:themeColor="text1"/>
-    </w:rPr>
-  </w:style>
-  <w:style w:type="paragraph" w:styleId="IntenseQuote">
-    <w:name w:val="Intense Quote"/>
-    <w:basedOn w:val="Normal"/>
-    <w:next w:val="Normal"/>
-    <w:link w:val="IntenseQuoteChar"/>
-    <w:uiPriority w:val="30"/>
-    <w:qFormat/>
-    <w:rsid w:val="00C54E82"/>
-    <w:pPr>
-      <w:pBdr>
-        <w:top w:val="single" w:sz="24" w:space="1" w:color="F2F2F2" w:themeColor="background1" w:themeShade="F2"/>
-        <w:bottom w:val="single" w:sz="24" w:space="1" w:color="F2F2F2" w:themeColor="background1" w:themeShade="F2"/>
-      </w:pBdr>
-      <w:shd w:val="clear" w:color="auto" w:fill="F2F2F2" w:themeFill="background1" w:themeFillShade="F2"/>
-      <w:spacing w:before="240" w:after="240"/>
-      <w:ind w:left="936" w:right="936"/>
-      <w:jc w:val="center"/>
-    </w:pPr>
-    <w:rPr>
-      <w:color w:val="000000" w:themeColor="text1"/>
-    </w:rPr>
-  </w:style>
-  <w:style w:type="character" w:customStyle="1" w:styleId="IntenseQuoteChar">
-    <w:name w:val="Intense Quote Char"/>
-    <w:basedOn w:val="DefaultParagraphFont"/>
-    <w:link w:val="IntenseQuote"/>
-    <w:uiPriority w:val="30"/>
-    <w:rsid w:val="00C54E82"/>
-    <w:rPr>
-      <w:color w:val="000000" w:themeColor="text1"/>
-      <w:shd w:val="clear" w:color="auto" w:fill="F2F2F2" w:themeFill="background1" w:themeFillShade="F2"/>
-    </w:rPr>
-  </w:style>
-  <w:style w:type="character" w:styleId="SubtleEmphasis">
-    <w:name w:val="Subtle Emphasis"/>
-    <w:basedOn w:val="DefaultParagraphFont"/>
-    <w:uiPriority w:val="19"/>
-    <w:qFormat/>
-    <w:rsid w:val="00C54E82"/>
-    <w:rPr>
-      <w:i/>
-      <w:iCs/>
-      <w:color w:val="404040" w:themeColor="text1" w:themeTint="BF"/>
-    </w:rPr>
-  </w:style>
-  <w:style w:type="character" w:styleId="IntenseEmphasis">
-    <w:name w:val="Intense Emphasis"/>
-    <w:basedOn w:val="DefaultParagraphFont"/>
-    <w:uiPriority w:val="21"/>
-    <w:qFormat/>
-    <w:rsid w:val="00C54E82"/>
-    <w:rPr>
-      <w:b/>
-      <w:bCs/>
-      <w:i/>
-      <w:iCs/>
-      <w:caps/>
-    </w:rPr>
-  </w:style>
-  <w:style w:type="character" w:styleId="SubtleReference">
-    <w:name w:val="Subtle Reference"/>
-    <w:basedOn w:val="DefaultParagraphFont"/>
-    <w:uiPriority w:val="31"/>
-    <w:qFormat/>
-    <w:rsid w:val="00C54E82"/>
-    <w:rPr>
-      <w:smallCaps/>
-      <w:color w:val="404040" w:themeColor="text1" w:themeTint="BF"/>
-      <w:u w:val="single" w:color="7F7F7F" w:themeColor="text1" w:themeTint="80"/>
-    </w:rPr>
-  </w:style>
-  <w:style w:type="character" w:styleId="IntenseReference">
-    <w:name w:val="Intense Reference"/>
-    <w:basedOn w:val="DefaultParagraphFont"/>
-    <w:uiPriority w:val="32"/>
-    <w:qFormat/>
-    <w:rsid w:val="00C54E82"/>
-    <w:rPr>
-      <w:b/>
-      <w:bCs/>
-      <w:smallCaps/>
-      <w:u w:val="single"/>
-    </w:rPr>
-  </w:style>
-  <w:style w:type="character" w:styleId="BookTitle">
-    <w:name w:val="Book Title"/>
-    <w:basedOn w:val="DefaultParagraphFont"/>
-    <w:uiPriority w:val="33"/>
-    <w:qFormat/>
-    <w:rsid w:val="00C54E82"/>
-    <w:rPr>
-      <w:b w:val="0"/>
-      <w:bCs w:val="0"/>
-      <w:smallCaps/>
-      <w:spacing w:val="5"/>
-    </w:rPr>
-  </w:style>
-  <w:style w:type="paragraph" w:styleId="TOCHeading">
-    <w:name w:val="TOC Heading"/>
-    <w:basedOn w:val="Heading1"/>
-    <w:next w:val="Normal"/>
-    <w:uiPriority w:val="39"/>
-    <w:semiHidden/>
-    <w:unhideWhenUsed/>
-    <w:qFormat/>
-    <w:rsid w:val="00C54E82"/>
-    <w:pPr>
-      <w:outlineLvl w:val="9"/>
-    </w:pPr>
-  </w:style>
-  <w:style w:type="character" w:styleId="Hyperlink">
-    <w:name w:val="Hyperlink"/>
-    <w:basedOn w:val="DefaultParagraphFont"/>
-    <w:uiPriority w:val="99"/>
-    <w:unhideWhenUsed/>
-    <w:rsid w:val="00C54E82"/>
-    <w:rPr>
-      <w:color w:val="0563C1" w:themeColor="hyperlink"/>
-      <w:u w:val="single"/>
-    </w:rPr>
-  </w:style>
-  <w:style w:type="paragraph" w:styleId="ListParagraph">
-    <w:name w:val="List Paragraph"/>
-    <w:basedOn w:val="Normal"/>
-    <w:uiPriority w:val="34"/>
-    <w:qFormat/>
-    <w:rsid w:val="00C54E82"/>
-    <w:pPr>
-      <w:ind w:left="720"/>
-      <w:contextualSpacing/>
-    </w:pPr>
   </w:style>
 </w:styles>
 </file>
